--- a/Manuscript/EcoLetts_Submission/MS_Lake_Creek_Coupling.docx
+++ b/Manuscript/EcoLetts_Submission/MS_Lake_Creek_Coupling.docx
@@ -601,7 +601,27 @@
       <w:bookmarkStart w:id="3" w:name="OLE_LINK9"/>
       <w:bookmarkStart w:id="4" w:name="OLE_LINK10"/>
       <w:r>
-        <w:t xml:space="preserve">Habitat coupling is central to food web dynamics, yet it is often inferred from the movements and resource use of large predators. This focus overlooks the possibility that small-bodied consumers — often treated primarily as habitat-resident prey — may also integrate resources and move biomass across habitat boundaries. Using stable isotopes, acoustic telemetry, and seasonal biomass flux estimates, we show that small-bodied fishes substantially </w:t>
+        <w:t>Habitat coupling is central to food web dynamics, yet it is often inferred from the movements and resource use of large predators. This focus overlooks the possibility that small-bodied consumers</w:t>
+      </w:r>
+      <w:r>
+        <w:t>,</w:t>
+      </w:r>
+      <w:r>
+        <w:t xml:space="preserve"> often treated primarily as habitat-resident prey</w:t>
+      </w:r>
+      <w:r>
+        <w:t>,</w:t>
+      </w:r>
+      <w:r>
+        <w:t xml:space="preserve"> may also integrate </w:t>
+      </w:r>
+      <w:proofErr w:type="gramStart"/>
+      <w:r>
+        <w:t>resources</w:t>
+      </w:r>
+      <w:proofErr w:type="gramEnd"/>
+      <w:r>
+        <w:t xml:space="preserve"> and move biomass across habitat boundaries. Using stable isotopes, acoustic telemetry, and seasonal biomass flux estimates, we show that small-bodied fishes substantially </w:t>
       </w:r>
       <w:r>
         <w:t>couple</w:t>
@@ -840,7 +860,13 @@
         <w:t xml:space="preserve">e </w:t>
       </w:r>
       <w:r>
-        <w:t xml:space="preserve">resources from spatially explicit energy pathways is </w:t>
+        <w:t>resources from spatially explicit energy pathways</w:t>
+      </w:r>
+      <w:r>
+        <w:t xml:space="preserve"> within food webs</w:t>
+      </w:r>
+      <w:r>
+        <w:t xml:space="preserve"> is </w:t>
       </w:r>
       <w:r>
         <w:t>often</w:t>
@@ -879,7 +905,16 @@
         </w:rPr>
       </w:pPr>
       <w:r>
-        <w:t>By enabling opportunistic foraging in habitats or ecosystems with seasonally or stochastically elevated productivity, habitat coupling may help support consumer populations under environmental variability. For example, a predator may shift feeding from a habitat with low resource availability in a particular season to one of higher availability</w:t>
+        <w:t>H</w:t>
+      </w:r>
+      <w:r>
+        <w:t>abitat coupling may help support consumer populations under environmental variability</w:t>
+      </w:r>
+      <w:r>
+        <w:t xml:space="preserve"> by enabling opportunistic foraging in habitats or ecosystems with seasonally or stochastically elevated productivity</w:t>
+      </w:r>
+      <w:r>
+        <w:t>. For example, a predator may shift feeding from a habitat with low resource availability in a particular season to one of higher availability</w:t>
       </w:r>
       <w:r>
         <w:t>,</w:t>
@@ -894,7 +929,7 @@
         <w:fldChar w:fldCharType="begin"/>
       </w:r>
       <w:r>
-        <w:instrText xml:space="preserve"> ADDIN ZOTERO_ITEM CSL_CITATION {"citationID":"rXlMQTty","properties":{"unsorted":false,"formattedCitation":"(Hale et al. 2026)","plainCitation":"(Hale et al. 2026)","noteIndex":0},"citationItems":[{"id":4146,"uris":["http://zotero.org/users/local/6gGbWaws/items/8W9JRZN8"],"itemData":{"id":4146,"type":"article-journal","publisher":"Frontiers in Ecology and the Environment","title":"Managing for Resilience with Ecological Structure: Portfolio Effects in the Laurentian Great Lakes","volume":"In press","author":[{"family":"Hale","given":"Kayla R. S."},{"family":"Fernandes","given":"Timothy J."},{"family":"O'Connor","given":"Reilly F"},{"family":"Ward","given":"Charlotte A"},{"family":"Cazelles","given":"Kevin"},{"family":"Bernhardt","given":"Joanna"},{"family":"Chu","given":"Cindy"},{"family":"Giacomini","given":"Henrique"},{"family":"Koeberle","given":"Alexander"},{"family":"Koops","given":"Marten"},{"family":"Ludsin","given":"Stuart A."},{"family":"Muir","given":"Andrew"},{"family":"Stewart","given":"Tom"},{"family":"Tucker","given":"Caroline"},{"family":"Tunney","given":"Tyler"},{"family":"McCann","given":"Kevin"}],"issued":{"date-parts":[["2026"]]}}}],"schema":"https://github.com/citation-style-language/schema/raw/master/csl-citation.json"} </w:instrText>
+        <w:instrText xml:space="preserve"> ADDIN ZOTERO_ITEM CSL_CITATION {"citationID":"pIDQdWCS","properties":{"unsorted":false,"formattedCitation":"(Carroll et al. 2021, 2026, Hale et al. 2026)","plainCitation":"(Carroll et al. 2021, 2026, Hale et al. 2026)","noteIndex":0},"citationItems":[{"id":4149,"uris":["http://zotero.org/users/local/6gGbWaws/items/VQ2MSEUQ"],"itemData":{"id":4149,"type":"article-journal","abstract":"Animal migrations track predictable seasonal patterns of resource availability and suitable thermal habitat. As climate change alters this ‘energy landscape’, some migratory species may struggle to adapt. We examined how climate variability influences movements, thermal habitat selection and energy intake by juvenile Pacific bluefin tuna (Thunnus orientalis) during seasonal foraging migrations in the California Current. We tracked 242 tuna across 15 years (2002–2016) with high-resolution archival tags, estimating their daily energy intake via abdominal warming associated with digestion (the ‘heat increment of feeding’). The poleward extent of foraging migrations was flexible in response to climate variability, allowing tuna to track poleward displacements of thermal habitat where their standard metabolic rates were minimized. During a marine heatwave that saw temperature anomalies of up to +2.5°C in the California Current, spatially explicit energy intake by tuna was approximately 15% lower than average. However, by shifting their mean seasonal migration approximately 900 km poleward, tuna remained in waters within their optimal temperature range and increased their energy intake. Our findings illustrate how tradeoffs between physiology and prey availability structure migration in a highly mobile vertebrate, and suggest that flexible migration strategies can buffer animals against energetic costs associated with climate variability and change.","container-title":"Proceedings of the Royal Society B: Biological Sciences","DOI":"10.1098/rspb.2021.0671","ISSN":"0962-8452","issue":"1956","journalAbbreviation":"Proc Biol Sci","page":"20210671","source":"Silverchair","title":"Flexible use of a dynamic energy landscape buffers a marine predator against extreme climate variability","volume":"288","author":[{"family":"Carroll","given":"Gemma"},{"family":"Brodie","given":"Stephanie"},{"family":"Whitlock","given":"Rebecca"},{"family":"Ganong","given":"James"},{"family":"Bograd","given":"Steven J."},{"family":"Hazen","given":"Elliott"},{"family":"Block","given":"Barbara A."}],"issued":{"date-parts":[["2021",8,4]]}}},{"id":4147,"uris":["http://zotero.org/users/local/6gGbWaws/items/PI24QXBT"],"itemData":{"id":4147,"type":"article-journal","abstract":"Understanding drivers of animal movement is key to predicting species distributions and guiding conservation. Whale sharks (Rhincodon typus) are an endangered species known for broad seasonal migrations across oceans influenced by factors like temperature and prey availability. However, finer-scale local movements within aggregations are less studied. We analysed four years (2016–2019) of sightings data from a year-round aggregation in South Ari Marine Protected Area (SAMPA), the Maldives. Using MODIS-Aqua remote sensing data, we examined seasonal patterns in chlorophyll-a (Chl-a) and sea surface temperature (SST). Generalised additive mixed models (GAMMs) revealed significant seasonal rhythms in SST across SAMPA, and significant seasonal Chl-a variation in the south but not the east of the MPA. In a separate GAMM, we found that seasonal rhythms in shark sightings were significant throughout the MPA but more pronounced in the south than in the east. Chl-a was significantly associated with sightings, with both peaking in the south during the Northeast Monsoon (January–March). SST was not significantly associated with sightings. As Chl-a is tightly linked to the abundance of zooplankton, these findings suggest that whale shark movement within the year-round aggregation is driven by prey availability. The results could be used to inform dynamic management or predict aggregations elsewhere and responses to environmental change.","container-title":"Scientific Reports","DOI":"10.1038/s41598-026-38138-x","ISSN":"2045-2322","issue":"1","journalAbbreviation":"Sci Rep","language":"en","license":"2026 The Author(s)","page":"4997","publisher":"Nature Publishing Group","source":"www.nature.com","title":"Nutrient availability drives local seasonal movements of an endangered marine megafauna species","volume":"16","author":[{"family":"Carroll","given":"Daire"},{"family":"Zareer","given":"Irthisham Hassan"},{"family":"Pérez","given":"Clara Cánovas"},{"family":"Harvey-Carroll","given":"Jessica"}],"issued":{"date-parts":[["2026",2,5]]}}},{"id":4146,"uris":["http://zotero.org/users/local/6gGbWaws/items/8W9JRZN8"],"itemData":{"id":4146,"type":"article-journal","publisher":"Frontiers in Ecology and the Environment","title":"Managing for Resilience with Ecological Structure: Portfolio Effects in the Laurentian Great Lakes","volume":"In press","author":[{"family":"Hale","given":"Kayla R. S."},{"family":"Fernandes","given":"Timothy J."},{"family":"O'Connor","given":"Reilly F"},{"family":"Ward","given":"Charlotte A"},{"family":"Cazelles","given":"Kevin"},{"family":"Bernhardt","given":"Joanna"},{"family":"Chu","given":"Cindy"},{"family":"Giacomini","given":"Henrique"},{"family":"Koeberle","given":"Alexander"},{"family":"Koops","given":"Marten"},{"family":"Ludsin","given":"Stuart A."},{"family":"Muir","given":"Andrew"},{"family":"Stewart","given":"Tom"},{"family":"Tucker","given":"Caroline"},{"family":"Tunney","given":"Tyler"},{"family":"McCann","given":"Kevin"}],"issued":{"date-parts":[["2026"]]}}}],"schema":"https://github.com/citation-style-language/schema/raw/master/csl-citation.json"} </w:instrText>
       </w:r>
       <w:r>
         <w:fldChar w:fldCharType="separate"/>
@@ -903,13 +938,19 @@
         <w:rPr>
           <w:noProof/>
         </w:rPr>
-        <w:t>(Hale et al. 2026)</w:t>
+        <w:t>(Carroll et al. 2021, 2026, Hale et al. 2026)</w:t>
       </w:r>
       <w:r>
         <w:fldChar w:fldCharType="end"/>
       </w:r>
       <w:r>
-        <w:t xml:space="preserve">.  In turn, these behavioural adjustments of mobile consumers are predicted to stabilize predator–prey interactions and enhance the resilience of whole food webs by maintaining multiple energetic pathways that respond dynamically to changing conditions </w:t>
+        <w:t xml:space="preserve">.  In turn, these behavioural adjustments of mobile consumers are </w:t>
+      </w:r>
+      <w:r>
+        <w:t>expected</w:t>
+      </w:r>
+      <w:r>
+        <w:t xml:space="preserve"> to stabilize predator–prey interactions and enhance the resilience of whole food webs by maintaining multiple energetic pathways that respond dynamically to changing conditions </w:t>
       </w:r>
       <w:r>
         <w:fldChar w:fldCharType="begin"/>
@@ -1118,10 +1159,10 @@
         <w:fldChar w:fldCharType="end"/>
       </w:r>
       <w:r>
-        <w:t>. However, their small body size and distinct trophic roles may allow them to use freshwater landscapes in ways that differ fundamentally from large predators. For instance, small-bodied fishes may be better able to access the narrow, shallow, and structurally complex habitats that characterize many lake-adjacent creeks and streams. These habitats may provide seasonally important resources for growth, reproduction, or refuge from predators</w:t>
-      </w:r>
-      <w:r>
-        <w:t xml:space="preserve"> </w:t>
+        <w:t xml:space="preserve">. However, their small body size and distinct trophic roles may allow them to use freshwater landscapes in ways that differ fundamentally from large predators. </w:t>
+      </w:r>
+      <w:r>
+        <w:t xml:space="preserve">For instance, small-bodied fishes may be better able to access the narrow, shallow, and structurally complex habitats that characterize many lake-adjacent creeks and streams. These habitats may provide seasonally important resources for growth, reproduction, or refuge from predators </w:t>
       </w:r>
       <w:r>
         <w:fldChar w:fldCharType="begin"/>
@@ -1144,10 +1185,10 @@
         <w:fldChar w:fldCharType="end"/>
       </w:r>
       <w:r>
-        <w:t xml:space="preserve">. </w:t>
-      </w:r>
-      <w:r>
-        <w:t xml:space="preserve">Because the drivers of lake–creek coupling by small-bodied fishes are likely to vary seasonally and among individuals, understanding their habitat coupling requires approaches that capture both population-level and individual-level variation in movement behaviour and resource use. </w:t>
+        <w:t xml:space="preserve">, </w:t>
+      </w:r>
+      <w:r>
+        <w:t>suggesting that lake–creek coupling by small-bodied fishes may be shaped by changing resource availability, life-history demands, and predation risk over the annual cycle. As a result, understanding their role in habitat coupling requires approaches that capture both population-level patterns and individual-level variation in movement behaviour and resource use.</w:t>
       </w:r>
     </w:p>
     <w:p>
@@ -1423,7 +1464,13 @@
         <w:t>flux</w:t>
       </w:r>
       <w:r>
-        <w:t xml:space="preserve"> across the lake–creek boundary. Based on field observations that shiners use adjacent creek habitats seasonally, we hypothesized that lake–creek coupling would vary through time, increasing when creeks provide</w:t>
+        <w:t xml:space="preserve"> </w:t>
+      </w:r>
+      <w:r>
+        <w:t>across the lake-creek network</w:t>
+      </w:r>
+      <w:r>
+        <w:t>. Based on field observations that shiners use adjacent creek habitats seasonally, we hypothesized that lake–creek coupling would vary through time, increasing when creeks provide</w:t>
       </w:r>
       <w:r>
         <w:t xml:space="preserve"> </w:t>
@@ -1472,7 +1519,16 @@
         <w:t xml:space="preserve"> </w:t>
       </w:r>
       <w:r>
-        <w:t>to explore how habitat accessibility and predation risk may shape individual variation in coupling. Together, this approach tests whether small-bodied fishes contribute to</w:t>
+        <w:t xml:space="preserve">to explore how habitat accessibility and predation risk may shape individual variation in </w:t>
+      </w:r>
+      <w:r>
+        <w:t xml:space="preserve">lake-creek </w:t>
+      </w:r>
+      <w:r>
+        <w:t>habitat use</w:t>
+      </w:r>
+      <w:r>
+        <w:t>. Together, this approach tests whether small-bodied fishes contribute to</w:t>
       </w:r>
       <w:r>
         <w:t xml:space="preserve"> spatial food web linkages in</w:t>
@@ -1530,9 +1586,28 @@
       <w:r>
         <w:t xml:space="preserve">; study area: </w:t>
       </w:r>
-      <w:r>
-        <w:t>45.50°N–45.85°N, 78.30°W–78.50°W</w:t>
-      </w:r>
+      <w:bookmarkStart w:id="10" w:name="OLE_LINK13"/>
+      <w:bookmarkStart w:id="11" w:name="OLE_LINK14"/>
+      <w:r>
+        <w:t>45.</w:t>
+      </w:r>
+      <w:r>
+        <w:rPr>
+          <w:u w:val="single"/>
+        </w:rPr>
+        <w:t>6</w:t>
+      </w:r>
+      <w:r>
+        <w:t>°N–45.</w:t>
+      </w:r>
+      <w:r>
+        <w:t>65</w:t>
+      </w:r>
+      <w:r>
+        <w:t>°N, 78.30°W–78.50°W</w:t>
+      </w:r>
+      <w:bookmarkEnd w:id="10"/>
+      <w:bookmarkEnd w:id="11"/>
       <w:r>
         <w:t xml:space="preserve">). Lake Opeongo is a large, oligotrophic, dimictic lake with a surface area of </w:t>
       </w:r>
@@ -2021,7 +2096,21 @@
         <w:jc w:val="both"/>
       </w:pPr>
       <w:r>
-        <w:t>Samples were frozen immediately after field capture and stored at –20°C until dissection and preparation for stable isotope analysis. Thawed fish tissue and baseline samples were placed in a drying oven at 60°C for 48–72 hours and then ground into a powder. Samples were sent to the Jan Veizer Stable Isotope laboratory at the University of Ottawa for quantification of δ</w:t>
+        <w:t xml:space="preserve">Samples were frozen immediately after field capture and stored at –20°C until dissection and preparation for stable isotope analysis. Thawed fish tissue and baseline samples were placed in a drying oven at 60°C for 48–72 hours and then ground into a powder. </w:t>
+      </w:r>
+      <w:r>
+        <w:t>Most</w:t>
+      </w:r>
+      <w:r>
+        <w:t xml:space="preserve"> samples were sent to the Jan </w:t>
+      </w:r>
+      <w:proofErr w:type="spellStart"/>
+      <w:r>
+        <w:t>Veizer</w:t>
+      </w:r>
+      <w:proofErr w:type="spellEnd"/>
+      <w:r>
+        <w:t xml:space="preserve"> Stable Isotope Laboratory at the University of Ottawa for quantification of δ</w:t>
       </w:r>
       <w:r>
         <w:rPr>
@@ -2039,7 +2128,16 @@
         <w:t>15</w:t>
       </w:r>
       <w:r>
-        <w:t>N. Stable isotope values are expressed in δ notation (units ‰), where δ</w:t>
+        <w:t xml:space="preserve">N. Additional </w:t>
+      </w:r>
+      <w:r>
+        <w:t xml:space="preserve">baseline (mayfly and mussel) </w:t>
+      </w:r>
+      <w:r>
+        <w:t xml:space="preserve">samples collected from the same study area as part of a collaborative project were analyzed separately at the Fisk Lab at the University of Windsor and incorporated into our dataset. </w:t>
+      </w:r>
+      <w:r>
+        <w:t>Stable isotope values are expressed in δ notation (units ‰), where δ</w:t>
       </w:r>
       <w:r>
         <w:rPr>
@@ -2238,6 +2336,7 @@
         <w:jc w:val="both"/>
       </w:pPr>
       <w:r>
+        <w:lastRenderedPageBreak/>
         <w:t>To evaluate the foraging behaviour of shiners captured across lake and creek habitats seasonally, we estimated the proportion of lake-derived carbon in liver tissues using a two-source stable isotope mixing model</w:t>
       </w:r>
       <w:r>
@@ -2273,11 +2372,7 @@
       </w:r>
       <w:proofErr w:type="gramEnd"/>
       <w:r>
-        <w:t xml:space="preserve">, alpha (α; the proportion of assimilated </w:t>
-      </w:r>
-      <w:r>
-        <w:lastRenderedPageBreak/>
-        <w:t xml:space="preserve">carbon derived from lake </w:t>
+        <w:t xml:space="preserve">, alpha (α; the proportion of assimilated carbon derived from lake </w:t>
       </w:r>
       <w:r>
         <w:t>re</w:t>
@@ -3058,6 +3153,45 @@
       <w:r>
         <w:t xml:space="preserve">, and thus may have biased our trophic position results. </w:t>
       </w:r>
+      <w:r>
+        <w:t xml:space="preserve">This enrichment </w:t>
+      </w:r>
+      <w:r>
+        <w:t>may</w:t>
+      </w:r>
+      <w:r>
+        <w:t xml:space="preserve"> reflect the tendency of filter-feeding mussels to assimilate microbially processed suspended matter with elevated δ</w:t>
+      </w:r>
+      <w:r>
+        <w:rPr>
+          <w:vertAlign w:val="superscript"/>
+        </w:rPr>
+        <w:t>15</w:t>
+      </w:r>
+      <w:r>
+        <w:t xml:space="preserve">N </w:t>
+      </w:r>
+      <w:r>
+        <w:fldChar w:fldCharType="begin"/>
+      </w:r>
+      <w:r>
+        <w:instrText xml:space="preserve"> ADDIN ZOTERO_ITEM CSL_CITATION {"citationID":"Z9G3ptYo","properties":{"unsorted":false,"formattedCitation":"(Raikow and Hamilton 2001)","plainCitation":"(Raikow and Hamilton 2001)","noteIndex":0},"citationItems":[{"id":4152,"uris":["http://zotero.org/users/local/6gGbWaws/items/6PI3DUBR"],"itemData":{"id":4152,"type":"article-journal","abstract":"This study examined a community of stream bivalves (unionids and fingernail clams) in a second-order woodland stream in southern Michigan using both the natural abundance of 15N and a 6-week whole-stream 15N enrichment experiment, as part of the Lotic Intersite Nitrogen eXperiment (LINX). Objectives included addressing what made up the diet of these bivalves and whether suspended algae consumed by bivalves were derived from pelagic phytoplankton imported from an upstream lake or attached algae sloughed from instream surfaces. Within the examination of bivalve diets, we considered whether suspension- and/or deposit-feeding modes were employed and whether bivalves selectively assimilated the algal and microbial portions of bulk material they ingested. All 12 unionid species reached a level of 15N enrichment greater than the bulk suspended organic matter. Sphaerium striatinum (Sphaeriidae) were enriched to levels greater than all presumed food sources. Suspended algae were derived both from sloughed epilithon and pelagic phytoplankton originating from lentic waters upstream. A mixing model suggested that unionids were consuming 80% deposited and 20% suspended material. Alternatively, these bivalves were preferentially assimilating the highly enriched living component of suspended and/or benthic organic matter rather than assimilating the bulk material. These results advance our understanding of freshwater bivalve-feeding ecology, which is necessary if conservation efforts of these increasingly threatened organisms are to succeed.","container-title":"Limnology and Oceanography","DOI":"10.4319/lo.2001.46.3.0514","ISSN":"1939-5590","issue":"3","language":"en","license":"© 2001, by the Association for the Sciences of Limnology and Oceanography, Inc.","note":"_eprint: https://aslopubs.onlinelibrary.wiley.com/doi/pdf/10.4319/lo.2001.46.3.0514","page":"514-522","source":"Wiley Online Library","title":"Bivalve diets in a midwestern U.S. stream: A stable isotope enrichment study","title-short":"Bivalve diets in a midwestern U.S. stream","volume":"46","author":[{"family":"Raikow","given":"David F."},{"family":"Hamilton","given":"Stephen K."}],"issued":{"date-parts":[["2001"]]}}}],"schema":"https://github.com/citation-style-language/schema/raw/master/csl-citation.json"} </w:instrText>
+      </w:r>
+      <w:r>
+        <w:fldChar w:fldCharType="separate"/>
+      </w:r>
+      <w:r>
+        <w:rPr>
+          <w:noProof/>
+        </w:rPr>
+        <w:t>(Raikow and Hamilton 2001)</w:t>
+      </w:r>
+      <w:r>
+        <w:fldChar w:fldCharType="end"/>
+      </w:r>
+      <w:r>
+        <w:t>.</w:t>
+      </w:r>
     </w:p>
     <w:p>
       <w:pPr>
@@ -3300,6 +3434,7 @@
         <w:t xml:space="preserve">neoprene </w:t>
       </w:r>
       <w:r>
+        <w:lastRenderedPageBreak/>
         <w:t>and irrigated over the gills with maintenance anesthetic (</w:t>
       </w:r>
       <w:r>
@@ -3342,11 +3477,7 @@
         <w:t>(</w:t>
       </w:r>
       <w:r>
-        <w:t xml:space="preserve">normal posture and swimming were </w:t>
-      </w:r>
-      <w:r>
-        <w:lastRenderedPageBreak/>
-        <w:t>observe</w:t>
+        <w:t>normal posture and swimming were observe</w:t>
       </w:r>
       <w:r>
         <w:t xml:space="preserve">d) </w:t>
@@ -3374,6 +3505,71 @@
       </w:r>
       <w:r>
         <w:t xml:space="preserve">. </w:t>
+      </w:r>
+      <w:r>
+        <w:rPr>
+          <w:lang w:val="en-US"/>
+        </w:rPr>
+        <w:t xml:space="preserve">The receiver array </w:t>
+      </w:r>
+      <w:r>
+        <w:rPr>
+          <w:lang w:val="en-US"/>
+        </w:rPr>
+        <w:t xml:space="preserve">in which fish were released into </w:t>
+      </w:r>
+      <w:r>
+        <w:rPr>
+          <w:lang w:val="en-US"/>
+        </w:rPr>
+        <w:t xml:space="preserve">consisted of 30 omnidirectional </w:t>
+      </w:r>
+      <w:proofErr w:type="spellStart"/>
+      <w:r>
+        <w:rPr>
+          <w:lang w:val="en-US"/>
+        </w:rPr>
+        <w:t>Innovasea</w:t>
+      </w:r>
+      <w:proofErr w:type="spellEnd"/>
+      <w:r>
+        <w:rPr>
+          <w:lang w:val="en-US"/>
+        </w:rPr>
+        <w:t xml:space="preserve"> receivers (VR2W, 69 kHz) deployed to cover </w:t>
+      </w:r>
+      <w:r>
+        <w:t xml:space="preserve">the interface of </w:t>
+      </w:r>
+      <w:r>
+        <w:rPr>
+          <w:lang w:val="en-US"/>
+        </w:rPr>
+        <w:t>Sproule Bay and Costello Creek</w:t>
+      </w:r>
+      <w:r>
+        <w:t xml:space="preserve"> (Figure 2</w:t>
+      </w:r>
+      <w:r>
+        <w:t xml:space="preserve">; </w:t>
+      </w:r>
+      <w:r>
+        <w:rPr>
+          <w:lang w:val="en-US"/>
+        </w:rPr>
+        <w:t xml:space="preserve">see Supplementary Materials S1 for details regarding </w:t>
+      </w:r>
+      <w:r>
+        <w:rPr>
+          <w:lang w:val="en-US"/>
+        </w:rPr>
+        <w:t>detection range across the study system</w:t>
+      </w:r>
+      <w:r>
+        <w:rPr>
+          <w:lang w:val="en-US"/>
+        </w:rPr>
+        <w:t xml:space="preserve">). </w:t>
       </w:r>
     </w:p>
     <w:p>
@@ -3385,57 +3581,123 @@
         <w:rPr>
           <w:lang w:val="en-US"/>
         </w:rPr>
-        <w:t xml:space="preserve">The receiver array consisted of 30 omnidirectional </w:t>
+        <w:t>Raw detections were filtered to remove false codes and duplicates (&lt;60 s apart for the same fish)</w:t>
+      </w:r>
+      <w:r>
+        <w:rPr>
+          <w:lang w:val="en-US"/>
+        </w:rPr>
+        <w:t xml:space="preserve"> and a</w:t>
       </w:r>
       <w:proofErr w:type="spellStart"/>
       <w:r>
-        <w:rPr>
-          <w:lang w:val="en-US"/>
-        </w:rPr>
-        <w:t>Innovasea</w:t>
+        <w:t>nalyses</w:t>
       </w:r>
       <w:proofErr w:type="spellEnd"/>
       <w:r>
-        <w:rPr>
-          <w:lang w:val="en-US"/>
-        </w:rPr>
-        <w:t xml:space="preserve"> receivers (VR2W, 69 kHz) deployed to cover </w:t>
-      </w:r>
-      <w:r>
-        <w:t xml:space="preserve">the interface of </w:t>
-      </w:r>
-      <w:r>
-        <w:rPr>
-          <w:lang w:val="en-US"/>
-        </w:rPr>
-        <w:t>Sproule Bay and Costello Creek</w:t>
-      </w:r>
-      <w:r>
-        <w:t xml:space="preserve"> (Figure 2)</w:t>
-      </w:r>
-      <w:r>
-        <w:rPr>
-          <w:lang w:val="en-US"/>
-        </w:rPr>
-        <w:t xml:space="preserve">. Receivers were moored 1–2 m above the lake or creek bottom with subsurface floats and anchors and were positioned to provide overlapping coverage across the habitat boundary. </w:t>
-      </w:r>
-      <w:r>
-        <w:t>Receivers</w:t>
-      </w:r>
-      <w:r>
-        <w:rPr>
-          <w:lang w:val="en-US"/>
-        </w:rPr>
-        <w:t xml:space="preserve"> were inspected and serviced in September 2023 prior to the start of telemetry monitoring. </w:t>
-      </w:r>
-      <w:r>
-        <w:t xml:space="preserve">To evaluate detection range in different habitats, drift tests were conducted on two receivers in each habitat type, including the transition zone between the lake and creek. On average, receivers in the lake detected transmitters at distances up to ~200 m, those in the creek up to ~65 m, and those in the transition zone up to ~100 m. When transmitters were placed directly within dense vegetation or behind creek meanders, detections were not made, indicating that detection probability was </w:t>
-      </w:r>
-      <w:r>
-        <w:t xml:space="preserve">significantly </w:t>
-      </w:r>
-      <w:r>
-        <w:t>higher for fish occupying lake habitats than creek habitats.</w:t>
+        <w:t xml:space="preserve"> were restricted to fish detected post-release (</w:t>
+      </w:r>
+      <w:r>
+        <w:rPr>
+          <w:i/>
+          <w:iCs/>
+        </w:rPr>
+        <w:t>n</w:t>
+      </w:r>
+      <w:r>
+        <w:rPr>
+          <w:i/>
+          <w:iCs/>
+        </w:rPr>
+        <w:t xml:space="preserve"> </w:t>
+      </w:r>
+      <w:r>
+        <w:t xml:space="preserve">= </w:t>
+      </w:r>
+      <w:r>
+        <w:t>46</w:t>
+      </w:r>
+      <w:r>
+        <w:t xml:space="preserve">). </w:t>
+      </w:r>
+      <w:r>
+        <w:t>Two</w:t>
+      </w:r>
+      <w:r>
+        <w:t xml:space="preserve"> tagged individuals that remained within detection range of a single receiver for the duration of their detection history were excluded from the final dataset, as this pattern is consistent with post-release mortality</w:t>
+      </w:r>
+      <w:r>
+        <w:t xml:space="preserve"> </w:t>
+      </w:r>
+      <w:r>
+        <w:fldChar w:fldCharType="begin"/>
+      </w:r>
+      <w:r>
+        <w:instrText xml:space="preserve"> ADDIN ZOTERO_ITEM CSL_CITATION {"citationID":"pjTjI0b6","properties":{"unsorted":false,"formattedCitation":"(Klinard and Matley 2020)","plainCitation":"(Klinard and Matley 2020)","dontUpdate":true,"noteIndex":0},"citationItems":[{"id":3892,"uris":["http://zotero.org/users/local/6gGbWaws/items/YDWKDGGV"],"itemData":{"id":3892,"type":"article-journal","abstract":"Neglecting to account for the mortality of study animals in ecological research has the potential to lead to biased interpretation of behaviour. Considering the widespread use of acoustic telemetry to track the presence and movements of aquatic animals, if mortality is not appropriately addressed, conservation or management decisions affecting important resources may be distorted. Although mortality can be difficult to identify, it is unclear how frequent mortality is considered or incorporated in acoustic telemetry research, particularly studies relating to the behaviour of tagged animals. The main objective of this review was to characterize if and how mortality was incorporated in recent acoustic telemetry articles published during 2015–2019. For the 640 articles reviewed, criteria used to address mortality were summarized across study and animal types, providing a comprehensive view of ‘mortality consideration’. Also, we discuss the common approaches that have been used in previous studies to incorporate mortality, as well as emerging tools, major concerns, and advice to help guide its inclusion in future work. We found that 50% of ecology/behaviour articles tracking the movements of elasmobranchs, bony fishes, and other aquatic animals did not communicate that mortality was either contemplated, investigated, or integrated into the study. For the studies that did incorporate mortality, 75% identified mortality events equating to an average of ~ 11% of animals tagged in each study. The criteria used to assess mortality varied among study types with horizontal movement, movements between adjacent receiver stations, and direct observation of fate as the most common for ecology/behaviour, mortality/survival, and tagging effects articles, respectively. We conclude that reporting of and methods to assess mortality should be more widespread in acoustic telemetry research, especially since movement ecology is increasingly being used to inform management decisions.","container-title":"Reviews in Fish Biology and Fisheries","DOI":"10.1007/s11160-020-09613-z","ISSN":"1573-5184","issue":"3","journalAbbreviation":"Rev Fish Biol Fisheries","language":"en","page":"485-499","source":"Springer Link","title":"Living until proven dead: addressing mortality in acoustic telemetry research","title-short":"Living until proven dead","volume":"30","author":[{"family":"Klinard","given":"Natalie V."},{"family":"Matley","given":"Jordan K."}],"issued":{"date-parts":[["2020",9,1]]}}}],"schema":"https://github.com/citation-style-language/schema/raw/master/csl-citation.json"} </w:instrText>
+      </w:r>
+      <w:r>
+        <w:fldChar w:fldCharType="separate"/>
+      </w:r>
+      <w:r>
+        <w:rPr>
+          <w:noProof/>
+        </w:rPr>
+        <w:t>(Klinard and Matley 2020</w:t>
+      </w:r>
+      <w:r>
+        <w:fldChar w:fldCharType="end"/>
+      </w:r>
+      <w:r>
+        <w:t>; transmitter id #</w:t>
+      </w:r>
+      <w:r>
+        <w:t>34905</w:t>
+      </w:r>
+      <w:r>
+        <w:t xml:space="preserve"> </w:t>
+      </w:r>
+      <w:r>
+        <w:t>and #</w:t>
+      </w:r>
+      <w:r>
+        <w:t>32999</w:t>
+      </w:r>
+      <w:r>
+        <w:t xml:space="preserve"> </w:t>
+      </w:r>
+      <w:r>
+        <w:t xml:space="preserve">shown in abacus plot in </w:t>
+      </w:r>
+      <w:r>
+        <w:t>F</w:t>
+      </w:r>
+      <w:r>
+        <w:t>igure S</w:t>
+      </w:r>
+      <w:r>
+        <w:t>6</w:t>
+      </w:r>
+      <w:r>
+        <w:t xml:space="preserve">). </w:t>
+      </w:r>
+      <w:r>
+        <w:t>The number of tagged fish included in our final telemetry</w:t>
+      </w:r>
+      <w:r>
+        <w:t xml:space="preserve"> dataset</w:t>
+      </w:r>
+      <w:r>
+        <w:t xml:space="preserve"> was therefore </w:t>
+      </w:r>
+      <w:r>
+        <w:rPr>
+          <w:i/>
+          <w:iCs/>
+        </w:rPr>
+        <w:t xml:space="preserve">n </w:t>
+      </w:r>
+      <w:r>
+        <w:t xml:space="preserve">= 44. </w:t>
       </w:r>
     </w:p>
     <w:p>
@@ -3444,24 +3706,24 @@
         <w:jc w:val="both"/>
       </w:pPr>
       <w:r>
-        <w:rPr>
-          <w:lang w:val="en-US"/>
-        </w:rPr>
-        <w:t>Raw detections were filtered to remove false codes and duplicates (&lt;60 s apart for the same fish)</w:t>
-      </w:r>
-      <w:r>
-        <w:rPr>
-          <w:lang w:val="en-US"/>
-        </w:rPr>
-        <w:t xml:space="preserve"> and a</w:t>
-      </w:r>
-      <w:proofErr w:type="spellStart"/>
-      <w:r>
-        <w:t>nalyses</w:t>
-      </w:r>
-      <w:proofErr w:type="spellEnd"/>
-      <w:r>
-        <w:t xml:space="preserve"> were restricted to fish detected post-release (</w:t>
+        <w:t xml:space="preserve">To characterize </w:t>
+      </w:r>
+      <w:proofErr w:type="gramStart"/>
+      <w:r>
+        <w:t>habitat</w:t>
+      </w:r>
+      <w:proofErr w:type="gramEnd"/>
+      <w:r>
+        <w:t xml:space="preserve"> use, we calculated two telemetry-based metrics for each individual within each season, habitat residency and habitat recurrence. Habitat recurrence was quantified as the number of discrete return events to an individual’s initial detected habitat, defined as cases in which a fish was first detected in one habitat, subsequently exited that habitat, and was later detected there again. Habitat residency was defined as the proportion of minutes within a season during which an individual was inferred to be in the habitat in which they were captured and released, calculated as the number of minutes assigned to the lake divided by the total number of minutes in that season. Seasons were defined as spring (March 21 to June 20), summer (June 21 to September 20), fall (September 21 to December 20), and winter (December 21 to March 20). Note that winter data were excluded from analyses of habitat recurrence and residency to maintain consistency with the stable isotope dataset, which did not include winter sampling.</w:t>
+      </w:r>
+    </w:p>
+    <w:p>
+      <w:pPr>
+        <w:spacing w:after="240"/>
+        <w:jc w:val="both"/>
+      </w:pPr>
+      <w:r>
+        <w:t>In addition to these seasonal summaries, we calculated a daily habitat-use metric from the telemetry dataset. For each tagged fish in our final dataset (</w:t>
       </w:r>
       <w:r>
         <w:rPr>
@@ -3471,100 +3733,13 @@
         <w:t>n</w:t>
       </w:r>
       <w:r>
-        <w:rPr>
-          <w:i/>
-          <w:iCs/>
-        </w:rPr>
-        <w:t xml:space="preserve"> </w:t>
-      </w:r>
-      <w:r>
-        <w:t xml:space="preserve">= </w:t>
-      </w:r>
-      <w:r>
-        <w:t>46</w:t>
-      </w:r>
-      <w:r>
-        <w:t xml:space="preserve">). </w:t>
-      </w:r>
-      <w:r>
-        <w:t>Two</w:t>
-      </w:r>
-      <w:r>
-        <w:t xml:space="preserve"> tagged individuals that remained within detection range of a single receiver for the duration of their detection history were excluded from the final dataset, as this pattern is consistent with post-release mortality</w:t>
-      </w:r>
-      <w:r>
-        <w:t xml:space="preserve"> </w:t>
-      </w:r>
-      <w:r>
-        <w:fldChar w:fldCharType="begin"/>
-      </w:r>
-      <w:r>
-        <w:instrText xml:space="preserve"> ADDIN ZOTERO_ITEM CSL_CITATION {"citationID":"pjTjI0b6","properties":{"unsorted":false,"formattedCitation":"(Klinard and Matley 2020)","plainCitation":"(Klinard and Matley 2020)","dontUpdate":true,"noteIndex":0},"citationItems":[{"id":3892,"uris":["http://zotero.org/users/local/6gGbWaws/items/YDWKDGGV"],"itemData":{"id":3892,"type":"article-journal","abstract":"Neglecting to account for the mortality of study animals in ecological research has the potential to lead to biased interpretation of behaviour. Considering the widespread use of acoustic telemetry to track the presence and movements of aquatic animals, if mortality is not appropriately addressed, conservation or management decisions affecting important resources may be distorted. Although mortality can be difficult to identify, it is unclear how frequent mortality is considered or incorporated in acoustic telemetry research, particularly studies relating to the behaviour of tagged animals. The main objective of this review was to characterize if and how mortality was incorporated in recent acoustic telemetry articles published during 2015–2019. For the 640 articles reviewed, criteria used to address mortality were summarized across study and animal types, providing a comprehensive view of ‘mortality consideration’. Also, we discuss the common approaches that have been used in previous studies to incorporate mortality, as well as emerging tools, major concerns, and advice to help guide its inclusion in future work. We found that 50% of ecology/behaviour articles tracking the movements of elasmobranchs, bony fishes, and other aquatic animals did not communicate that mortality was either contemplated, investigated, or integrated into the study. For the studies that did incorporate mortality, 75% identified mortality events equating to an average of ~ 11% of animals tagged in each study. The criteria used to assess mortality varied among study types with horizontal movement, movements between adjacent receiver stations, and direct observation of fate as the most common for ecology/behaviour, mortality/survival, and tagging effects articles, respectively. We conclude that reporting of and methods to assess mortality should be more widespread in acoustic telemetry research, especially since movement ecology is increasingly being used to inform management decisions.","container-title":"Reviews in Fish Biology and Fisheries","DOI":"10.1007/s11160-020-09613-z","ISSN":"1573-5184","issue":"3","journalAbbreviation":"Rev Fish Biol Fisheries","language":"en","page":"485-499","source":"Springer Link","title":"Living until proven dead: addressing mortality in acoustic telemetry research","title-short":"Living until proven dead","volume":"30","author":[{"family":"Klinard","given":"Natalie V."},{"family":"Matley","given":"Jordan K."}],"issued":{"date-parts":[["2020",9,1]]}}}],"schema":"https://github.com/citation-style-language/schema/raw/master/csl-citation.json"} </w:instrText>
-      </w:r>
-      <w:r>
-        <w:fldChar w:fldCharType="separate"/>
-      </w:r>
-      <w:r>
-        <w:rPr>
-          <w:noProof/>
-        </w:rPr>
-        <w:t>(Klinard and Matley 2020</w:t>
-      </w:r>
-      <w:r>
-        <w:fldChar w:fldCharType="end"/>
-      </w:r>
-      <w:r>
-        <w:t>; transmitter id #</w:t>
-      </w:r>
-      <w:r>
-        <w:t>34905</w:t>
-      </w:r>
-      <w:r>
-        <w:t xml:space="preserve"> </w:t>
-      </w:r>
-      <w:r>
-        <w:t>and #</w:t>
-      </w:r>
-      <w:r>
-        <w:t>32999</w:t>
-      </w:r>
-      <w:r>
-        <w:t xml:space="preserve"> </w:t>
-      </w:r>
-      <w:r>
-        <w:t xml:space="preserve">shown in abacus plot in </w:t>
-      </w:r>
-      <w:r>
-        <w:t>F</w:t>
-      </w:r>
-      <w:r>
-        <w:t>igure S</w:t>
-      </w:r>
-      <w:r>
-        <w:t>6</w:t>
-      </w:r>
-      <w:r>
-        <w:t xml:space="preserve">). </w:t>
-      </w:r>
-      <w:r>
-        <w:t xml:space="preserve"> </w:t>
-      </w:r>
-    </w:p>
-    <w:p>
-      <w:pPr>
-        <w:spacing w:after="240"/>
-        <w:jc w:val="both"/>
-      </w:pPr>
-      <w:r>
-        <w:t xml:space="preserve">To characterize </w:t>
-      </w:r>
-      <w:proofErr w:type="gramStart"/>
-      <w:r>
-        <w:t>habitat</w:t>
-      </w:r>
-      <w:proofErr w:type="gramEnd"/>
-      <w:r>
-        <w:t xml:space="preserve"> use, we calculated two telemetry-based metrics for each individual within each season, habitat residency and habitat recurrence. Habitat recurrence was quantified as the number of discrete return events to an individual’s initial detected habitat, defined as cases in which a fish was first detected in one habitat, subsequently exited that habitat, and was later detected there again. Habitat residency was defined as the proportion of detected minutes within a season during which an individual was inferred to be in the habitat in which they were captured and released, calculated as the number of minutes assigned to the lake divided by the total number of minutes in that season. Seasons were defined as spring (March 21 to June 20), summer (June 21 to September 20), fall (September 21 to December 20), and winter (December 21 to March 20). Note that winter data were excluded from analyses of habitat recurrence and residency to maintain consistency with the stable isotope dataset, which did not include winter sampling.</w:t>
+        <w:t xml:space="preserve"> = 44) on each day of the year, we determined whether it was detected in both lake and creek habitats, providing a probability-based measure of daily lake–creek habitat coupling. This metric allowed us to evaluate whether the likelihood of same-day use of both habitats varied continuously through the year, rather than only among discrete season</w:t>
+      </w:r>
+      <w:r>
+        <w:t>s</w:t>
+      </w:r>
+      <w:r>
+        <w:t>.</w:t>
       </w:r>
     </w:p>
     <w:p>
@@ -3594,7 +3769,34 @@
         <w:jc w:val="both"/>
       </w:pPr>
       <w:r>
-        <w:t>Trap nets were set across the width of Costello Creek at two locations, one at the mouth of the creek and the other approximately two kilometers upstream</w:t>
+        <w:t xml:space="preserve">Biomass flux was assessed using </w:t>
+      </w:r>
+      <w:r>
+        <w:t xml:space="preserve">directionally positioned </w:t>
+      </w:r>
+      <w:r>
+        <w:t>trap nets that were set</w:t>
+      </w:r>
+      <w:r>
+        <w:t xml:space="preserve"> across the width of Costello Creek at two locations</w:t>
+      </w:r>
+      <w:r>
+        <w:t>. O</w:t>
+      </w:r>
+      <w:r>
+        <w:t>ne</w:t>
+      </w:r>
+      <w:r>
+        <w:t xml:space="preserve"> set of trap nets</w:t>
+      </w:r>
+      <w:r>
+        <w:t xml:space="preserve"> </w:t>
+      </w:r>
+      <w:r>
+        <w:t xml:space="preserve">was set </w:t>
+      </w:r>
+      <w:r>
+        <w:t>at the mouth of the creek and the other approximately two kilometers upstream</w:t>
       </w:r>
       <w:r>
         <w:t xml:space="preserve"> at the junction of a culvert</w:t>
@@ -3627,7 +3829,13 @@
         <w:t xml:space="preserve">if they </w:t>
       </w:r>
       <w:r>
-        <w:t xml:space="preserve">were captured in the upstream-facing compartment, while those </w:t>
+        <w:t>were captured in the upstream-facing compartment</w:t>
+      </w:r>
+      <w:r>
+        <w:t xml:space="preserve"> of the trap nets</w:t>
+      </w:r>
+      <w:r>
+        <w:t xml:space="preserve">, while those </w:t>
       </w:r>
       <w:r>
         <w:t>captured</w:t>
@@ -3636,7 +3844,11 @@
         <w:t xml:space="preserve"> in the downstream-facing compartment </w:t>
       </w:r>
       <w:r>
-        <w:t>were inferred to be moving downstream in the creek</w:t>
+        <w:t xml:space="preserve">were inferred to be moving </w:t>
+      </w:r>
+      <w:r>
+        <w:lastRenderedPageBreak/>
+        <w:t>downstream</w:t>
       </w:r>
       <w:r>
         <w:t>.</w:t>
@@ -3651,43 +3863,25 @@
         <w:t>Standardized surveys were also conducted using minnow traps</w:t>
       </w:r>
       <w:r>
-        <w:t xml:space="preserve"> </w:t>
-      </w:r>
-      <w:r>
-        <w:t xml:space="preserve">with dimensions of </w:t>
-      </w:r>
-      <w:r>
-        <w:t>10.5" h</w:t>
-      </w:r>
-      <w:r>
-        <w:t>eight</w:t>
-      </w:r>
-      <w:r>
-        <w:t xml:space="preserve"> x 17.5" w</w:t>
-      </w:r>
-      <w:r>
-        <w:t>idth</w:t>
-      </w:r>
-      <w:r>
-        <w:t xml:space="preserve"> x 17.5" l</w:t>
-      </w:r>
-      <w:r>
-        <w:t xml:space="preserve">ength, with </w:t>
-      </w:r>
-      <w:r>
-        <w:t>three funnels narrowing to 1.5" apertures</w:t>
-      </w:r>
-      <w:r>
-        <w:t xml:space="preserve"> (</w:t>
-      </w:r>
-      <w:r>
-        <w:t>22-gauge</w:t>
-      </w:r>
-      <w:r>
-        <w:t xml:space="preserve"> metal mesh wire)</w:t>
+        <w:t xml:space="preserve"> (see Supplementary Materials S1 for dimensions</w:t>
+      </w:r>
+      <w:r>
+        <w:t>)</w:t>
       </w:r>
       <w:r>
         <w:t xml:space="preserve">. </w:t>
+      </w:r>
+      <w:r>
+        <w:t xml:space="preserve">We deployed minnow traps </w:t>
+      </w:r>
+      <w:r>
+        <w:t xml:space="preserve">at 10 sites in the creek and 10 sites in the lake, with deployment locations selected to provide broad spatial coverage </w:t>
+      </w:r>
+      <w:r>
+        <w:t>across</w:t>
+      </w:r>
+      <w:r>
+        <w:t xml:space="preserve"> Sproule Bay and throughout Costello Creek (Figure S1).</w:t>
       </w:r>
     </w:p>
     <w:p>
@@ -3703,7 +3897,6 @@
           <w:rStyle w:val="Heading3Char"/>
           <w:color w:val="auto"/>
         </w:rPr>
-        <w:lastRenderedPageBreak/>
         <w:t>Body Size Distributions</w:t>
       </w:r>
     </w:p>
@@ -3726,6 +3919,9 @@
       <w:r>
         <w:t xml:space="preserve">. </w:t>
       </w:r>
+      <w:r>
+        <w:t xml:space="preserve">We then compared the total length of fish captured in the creek and lake using the statistical analyses described below and in the Supplementary Materials S1. </w:t>
+      </w:r>
     </w:p>
     <w:p>
       <w:pPr>
@@ -3822,7 +4018,7 @@
       <w:r>
         <w:t>.</w:t>
       </w:r>
-      <w:bookmarkStart w:id="10" w:name="_Toc215069635"/>
+      <w:bookmarkStart w:id="12" w:name="_Toc215069635"/>
       <w:bookmarkEnd w:id="7"/>
       <w:bookmarkEnd w:id="8"/>
       <w:bookmarkEnd w:id="9"/>
@@ -3846,7 +4042,7 @@
         </w:rPr>
         <w:t>Results</w:t>
       </w:r>
-      <w:bookmarkEnd w:id="10"/>
+      <w:bookmarkEnd w:id="12"/>
     </w:p>
     <w:p>
       <w:pPr>
@@ -3856,11 +4052,11 @@
           <w:color w:val="auto"/>
         </w:rPr>
       </w:pPr>
-      <w:bookmarkStart w:id="11" w:name="OLE_LINK23"/>
-      <w:bookmarkStart w:id="12" w:name="OLE_LINK24"/>
-      <w:bookmarkStart w:id="13" w:name="OLE_LINK27"/>
-      <w:bookmarkStart w:id="14" w:name="OLE_LINK32"/>
-      <w:bookmarkStart w:id="15" w:name="OLE_LINK33"/>
+      <w:bookmarkStart w:id="13" w:name="OLE_LINK23"/>
+      <w:bookmarkStart w:id="14" w:name="OLE_LINK24"/>
+      <w:bookmarkStart w:id="15" w:name="OLE_LINK27"/>
+      <w:bookmarkStart w:id="16" w:name="OLE_LINK32"/>
+      <w:bookmarkStart w:id="17" w:name="OLE_LINK33"/>
       <w:r>
         <w:rPr>
           <w:color w:val="auto"/>
@@ -3886,7 +4082,13 @@
         <w:t xml:space="preserve">. </w:t>
       </w:r>
       <w:r>
-        <w:t xml:space="preserve">Mayflies from creek habitats had substantially more depleted </w:t>
+        <w:t xml:space="preserve">Mayflies </w:t>
+      </w:r>
+      <w:r>
+        <w:t>from the</w:t>
+      </w:r>
+      <w:r>
+        <w:t xml:space="preserve"> creek had substantially more depleted </w:t>
       </w:r>
       <w:r>
         <w:t>δ</w:t>
@@ -4109,16 +4311,16 @@
         <w:spacing w:before="100" w:beforeAutospacing="1" w:after="100" w:afterAutospacing="1"/>
         <w:jc w:val="both"/>
       </w:pPr>
-      <w:bookmarkStart w:id="16" w:name="OLE_LINK25"/>
-      <w:bookmarkStart w:id="17" w:name="OLE_LINK26"/>
-      <w:bookmarkStart w:id="18" w:name="OLE_LINK28"/>
-      <w:bookmarkStart w:id="19" w:name="OLE_LINK29"/>
-      <w:bookmarkStart w:id="20" w:name="_Toc215069639"/>
-      <w:bookmarkEnd w:id="11"/>
-      <w:bookmarkEnd w:id="12"/>
+      <w:bookmarkStart w:id="18" w:name="OLE_LINK25"/>
+      <w:bookmarkStart w:id="19" w:name="OLE_LINK26"/>
+      <w:bookmarkStart w:id="20" w:name="OLE_LINK28"/>
+      <w:bookmarkStart w:id="21" w:name="OLE_LINK29"/>
+      <w:bookmarkStart w:id="22" w:name="_Toc215069639"/>
       <w:bookmarkEnd w:id="13"/>
       <w:bookmarkEnd w:id="14"/>
       <w:bookmarkEnd w:id="15"/>
+      <w:bookmarkEnd w:id="16"/>
+      <w:bookmarkEnd w:id="17"/>
       <w:r>
         <w:t xml:space="preserve">The proportion of lake-derived carbon in shiner liver tissues varied </w:t>
       </w:r>
@@ -4150,7 +4352,13 @@
         <w:t>though it is important to note that s</w:t>
       </w:r>
       <w:r>
-        <w:t>ummer estimates for lake-captured fish should be interpreted cautiously because that group included only three individuals.</w:t>
+        <w:t xml:space="preserve">ummer estimates for lake-captured fish should be interpreted cautiously because that group included only </w:t>
+      </w:r>
+      <w:r>
+        <w:t>two</w:t>
+      </w:r>
+      <w:r>
+        <w:t xml:space="preserve"> individuals.</w:t>
       </w:r>
       <w:r>
         <w:t xml:space="preserve"> </w:t>
@@ -4168,7 +4376,11 @@
         <w:t xml:space="preserve">). </w:t>
       </w:r>
       <w:r>
-        <w:t>Pairwise comparisons revealed that shiners captured in the creek during summer relied significantly less on lake-derived carbon than in both spring and fall, while spring and fall did not diffe</w:t>
+        <w:t xml:space="preserve">Pairwise comparisons revealed that shiners captured in the creek during summer relied significantly less on lake-derived carbon than in both spring and fall, while spring </w:t>
+      </w:r>
+      <w:r>
+        <w:lastRenderedPageBreak/>
+        <w:t>and fall did not diffe</w:t>
       </w:r>
       <w:r>
         <w:t xml:space="preserve">r. </w:t>
@@ -4222,11 +4434,7 @@
         <w:t xml:space="preserve">). </w:t>
       </w:r>
       <w:r>
-        <w:t xml:space="preserve">Creek-captured shiners maintained relatively consistent trophic positions </w:t>
-      </w:r>
-      <w:r>
-        <w:lastRenderedPageBreak/>
-        <w:t>across seasons, as no seasonal pairwise comparisons were significant</w:t>
+        <w:t>Creek-captured shiners maintained relatively consistent trophic positions across seasons, as no seasonal pairwise comparisons were significant</w:t>
       </w:r>
       <w:r>
         <w:t xml:space="preserve">. </w:t>
@@ -4271,11 +4479,11 @@
         <w:t>Habitat Use and Movement</w:t>
       </w:r>
     </w:p>
-    <w:bookmarkEnd w:id="16"/>
-    <w:bookmarkEnd w:id="17"/>
     <w:bookmarkEnd w:id="18"/>
     <w:bookmarkEnd w:id="19"/>
     <w:bookmarkEnd w:id="20"/>
+    <w:bookmarkEnd w:id="21"/>
+    <w:bookmarkEnd w:id="22"/>
     <w:p>
       <w:pPr>
         <w:spacing w:before="100" w:beforeAutospacing="1" w:after="100" w:afterAutospacing="1"/>
@@ -4288,13 +4496,25 @@
         <w:t>C</w:t>
       </w:r>
       <w:r>
-        <w:t>). The generalized linear model revealed significant effects of season and release location, but no season × release location interaction (Table S</w:t>
+        <w:t xml:space="preserve">). The generalized linear model revealed significant effects of season and release location, </w:t>
+      </w:r>
+      <w:r>
+        <w:t>and a</w:t>
+      </w:r>
+      <w:r>
+        <w:t xml:space="preserve"> season × release location interaction (Table S</w:t>
       </w:r>
       <w:r>
         <w:t>3</w:t>
       </w:r>
       <w:r>
-        <w:t>). For creek-released fish, recurrence to the creek was higher in spring and fall than in summer, whereas spring and fall did not differ from one another (Figure 3</w:t>
+        <w:t xml:space="preserve">). For creek-released fish, recurrence to the creek was higher in spring and fall than in summer, whereas spring and fall did not differ from one another </w:t>
+      </w:r>
+      <w:r>
+        <w:t xml:space="preserve">statistically </w:t>
+      </w:r>
+      <w:r>
+        <w:t>(Figure 3</w:t>
       </w:r>
       <w:r>
         <w:t>C</w:t>
@@ -4353,87 +4573,144 @@
     </w:p>
     <w:p>
       <w:pPr>
+        <w:pStyle w:val="Heading3"/>
+        <w:jc w:val="both"/>
+        <w:rPr>
+          <w:rFonts w:eastAsia="Times New Roman" w:cs="Times New Roman"/>
+          <w:color w:val="auto"/>
+          <w:sz w:val="24"/>
+          <w:szCs w:val="24"/>
+        </w:rPr>
+      </w:pPr>
+      <w:r>
+        <w:rPr>
+          <w:rFonts w:eastAsia="Times New Roman" w:cs="Times New Roman"/>
+          <w:color w:val="auto"/>
+          <w:sz w:val="24"/>
+          <w:szCs w:val="24"/>
+        </w:rPr>
+        <w:lastRenderedPageBreak/>
+        <w:t xml:space="preserve">The probability of a same-day detection in both lake and creek habitats varied strongly over the annual cycle (Figure 4). The selected GAMM, which included a cyclic smooth for day of year and </w:t>
+      </w:r>
+      <w:r>
+        <w:rPr>
+          <w:rFonts w:eastAsia="Times New Roman" w:cs="Times New Roman"/>
+          <w:color w:val="auto"/>
+          <w:sz w:val="24"/>
+          <w:szCs w:val="24"/>
+        </w:rPr>
+        <w:t>a</w:t>
+      </w:r>
+      <w:r>
+        <w:rPr>
+          <w:rFonts w:eastAsia="Times New Roman" w:cs="Times New Roman"/>
+          <w:color w:val="auto"/>
+          <w:sz w:val="24"/>
+          <w:szCs w:val="24"/>
+        </w:rPr>
+        <w:t xml:space="preserve"> term to account for</w:t>
+      </w:r>
+      <w:r>
+        <w:rPr>
+          <w:rFonts w:eastAsia="Times New Roman" w:cs="Times New Roman"/>
+          <w:color w:val="auto"/>
+          <w:sz w:val="24"/>
+          <w:szCs w:val="24"/>
+        </w:rPr>
+        <w:t xml:space="preserve"> </w:t>
+      </w:r>
+      <w:r>
+        <w:rPr>
+          <w:rFonts w:eastAsia="Times New Roman" w:cs="Times New Roman"/>
+          <w:color w:val="auto"/>
+          <w:sz w:val="24"/>
+          <w:szCs w:val="24"/>
+        </w:rPr>
+        <w:t>temporal autocorrelation, revealed a significant non-linear effect of day of year on same-day lake–creek detection probability (</w:t>
+      </w:r>
+      <w:proofErr w:type="spellStart"/>
+      <w:r>
+        <w:rPr>
+          <w:rFonts w:eastAsia="Times New Roman" w:cs="Times New Roman"/>
+          <w:color w:val="auto"/>
+          <w:sz w:val="24"/>
+          <w:szCs w:val="24"/>
+        </w:rPr>
+        <w:t>edf</w:t>
+      </w:r>
+      <w:proofErr w:type="spellEnd"/>
+      <w:r>
+        <w:rPr>
+          <w:rFonts w:eastAsia="Times New Roman" w:cs="Times New Roman"/>
+          <w:color w:val="auto"/>
+          <w:sz w:val="24"/>
+          <w:szCs w:val="24"/>
+        </w:rPr>
+        <w:t xml:space="preserve"> = 6.80, F = 7.06, p &lt; 0.001; Table S4). The model explained 9.0% of the variation in detection probability. Estimated probabilities peaked in spring on Julian day 109 at 0.400 (95% CI: 0.279–0.535), showed a secondary peak in fall on Julian day 301 at 0.261 (95% CI: 0.170–0.379), and reached a pronounced minimum in summer on Julian day 223 at 0.015 (95% CI: 0.005–0.045). Overall, telemetry results indicate that habitat coupling was strongest in spring, lowest in summer, and increased again in fall.</w:t>
+      </w:r>
+    </w:p>
+    <w:p>
+      <w:pPr>
+        <w:pStyle w:val="Heading3"/>
+        <w:jc w:val="both"/>
+        <w:rPr>
+          <w:color w:val="auto"/>
+        </w:rPr>
+      </w:pPr>
+      <w:r>
+        <w:rPr>
+          <w:color w:val="auto"/>
+        </w:rPr>
+        <w:t xml:space="preserve">Biomass </w:t>
+      </w:r>
+      <w:bookmarkStart w:id="23" w:name="_Toc215069640"/>
+      <w:r>
+        <w:rPr>
+          <w:color w:val="auto"/>
+        </w:rPr>
+        <w:t>Flux</w:t>
+      </w:r>
+    </w:p>
+    <w:p>
+      <w:pPr>
         <w:spacing w:before="100" w:beforeAutospacing="1" w:after="100" w:afterAutospacing="1"/>
         <w:jc w:val="both"/>
       </w:pPr>
       <w:r>
-        <w:t>The</w:t>
-      </w:r>
-      <w:r>
-        <w:t xml:space="preserve"> probability of </w:t>
-      </w:r>
-      <w:r>
-        <w:t xml:space="preserve">a </w:t>
-      </w:r>
-      <w:r>
-        <w:t xml:space="preserve">same-day detection in both lake and creek habitats varied strongly over the annual cycle (Figure 4). The selected GAMM, which included a cyclic smooth for day of year and a random effect of transmitter ID, explained 9.7% of the deviance in same-day </w:t>
-      </w:r>
-      <w:r>
-        <w:t xml:space="preserve">lake-creek </w:t>
-      </w:r>
-      <w:r>
-        <w:t>detection probability and revealed a significant effect of day of year (</w:t>
-      </w:r>
-      <w:proofErr w:type="spellStart"/>
-      <w:r>
-        <w:t>edf</w:t>
-      </w:r>
-      <w:proofErr w:type="spellEnd"/>
-      <w:r>
-        <w:t xml:space="preserve"> = 6.34, F = 4.94, </w:t>
-      </w:r>
-      <w:r>
-        <w:rPr>
-          <w:i/>
-          <w:iCs/>
-        </w:rPr>
-        <w:t>p</w:t>
-      </w:r>
-      <w:r>
-        <w:t xml:space="preserve"> &lt; 0.001</w:t>
-      </w:r>
-      <w:r>
-        <w:t>; Table S</w:t>
-      </w:r>
-      <w:r>
-        <w:t>4</w:t>
-      </w:r>
-      <w:r>
-        <w:t xml:space="preserve">). Estimated probabilities peaked in spring on Julian day 108 at 0.360 (95% CI: 0.232–0.512), showed a secondary peak in fall on Julian day 301 at 0.209 (95% CI: 0.114–0.351), and reached a pronounced minimum in summer on Julian day 222 at 0.016 (95% CI: 0.005–0.047). </w:t>
-      </w:r>
-      <w:r>
-        <w:t>Overall, our telemetry</w:t>
-      </w:r>
-      <w:r>
-        <w:t xml:space="preserve"> results indicate that habitat coupling was strongest in spring, was lowest in summer</w:t>
-      </w:r>
-      <w:r>
-        <w:t>, and increased again in fall</w:t>
-      </w:r>
-      <w:r>
-        <w:t>.</w:t>
-      </w:r>
-    </w:p>
-    <w:p>
-      <w:pPr>
-        <w:pStyle w:val="Heading3"/>
-        <w:jc w:val="both"/>
-        <w:rPr>
-          <w:color w:val="auto"/>
-        </w:rPr>
-      </w:pPr>
-      <w:r>
-        <w:rPr>
-          <w:color w:val="auto"/>
-        </w:rPr>
-        <w:t xml:space="preserve">Biomass </w:t>
-      </w:r>
-      <w:bookmarkStart w:id="21" w:name="_Toc215069640"/>
-      <w:r>
-        <w:rPr>
-          <w:color w:val="auto"/>
-        </w:rPr>
-        <w:t>Flux</w:t>
+        <w:t xml:space="preserve">The average daily biomass of shiners captured in directionally positioned traps within the creek showed strong seasonal variation in both the magnitude and direction </w:t>
+      </w:r>
+      <w:r>
+        <w:t>in which fish were inferred to be</w:t>
+      </w:r>
+      <w:r>
+        <w:t xml:space="preserve"> mov</w:t>
+      </w:r>
+      <w:r>
+        <w:t>ing</w:t>
+      </w:r>
+      <w:r>
+        <w:t xml:space="preserve"> (Figure 5A). The generalized linear model identified a significant effect of season and a significant season × direction interaction, whereas direction alone was not significant (Table S</w:t>
+      </w:r>
+      <w:r>
+        <w:t>3</w:t>
+      </w:r>
+      <w:r>
+        <w:t xml:space="preserve">). Estimated biomass </w:t>
+      </w:r>
+      <w:r>
+        <w:t>captured in directionally positioned traps</w:t>
+      </w:r>
+      <w:r>
+        <w:t xml:space="preserve"> was greatest during spring and fall, with seasonal reversals in the predominant direction of movement</w:t>
+      </w:r>
+      <w:r>
+        <w:t xml:space="preserve"> (spring predominantly upstream; fall predominantly downstream</w:t>
+      </w:r>
+      <w:r>
+        <w:t>)</w:t>
+      </w:r>
+      <w:r>
+        <w:t>, while summer values were comparatively low in both directions (Figure 5A; Tables S4).</w:t>
       </w:r>
     </w:p>
     <w:p>
@@ -4442,49 +4719,6 @@
         <w:jc w:val="both"/>
       </w:pPr>
       <w:r>
-        <w:t xml:space="preserve">The average daily biomass of shiners captured in directionally positioned traps within the creek showed strong seasonal variation in both the magnitude and direction </w:t>
-      </w:r>
-      <w:r>
-        <w:t>in which fish were inferred to be</w:t>
-      </w:r>
-      <w:r>
-        <w:t xml:space="preserve"> mov</w:t>
-      </w:r>
-      <w:r>
-        <w:t>ing</w:t>
-      </w:r>
-      <w:r>
-        <w:t xml:space="preserve"> (Figure 5A). The generalized linear model identified a significant effect of season and a significant season × direction interaction, whereas direction alone was not significant (Table S</w:t>
-      </w:r>
-      <w:r>
-        <w:t>3</w:t>
-      </w:r>
-      <w:r>
-        <w:t xml:space="preserve">). Estimated biomass </w:t>
-      </w:r>
-      <w:r>
-        <w:t>captured in directionally positioned traps</w:t>
-      </w:r>
-      <w:r>
-        <w:t xml:space="preserve"> was greatest during spring and fall, with seasonal reversals in the predominant direction of movement</w:t>
-      </w:r>
-      <w:r>
-        <w:t xml:space="preserve"> (spring predominantly upstream; fall predominantly downstream</w:t>
-      </w:r>
-      <w:r>
-        <w:t>)</w:t>
-      </w:r>
-      <w:r>
-        <w:t>, while summer values were comparatively low in both directions (Figure 5A; Tables S4).</w:t>
-      </w:r>
-    </w:p>
-    <w:p>
-      <w:pPr>
-        <w:spacing w:before="100" w:beforeAutospacing="1" w:after="100" w:afterAutospacing="1"/>
-        <w:jc w:val="both"/>
-      </w:pPr>
-      <w:r>
-        <w:lastRenderedPageBreak/>
         <w:t xml:space="preserve">Shiner biomass </w:t>
       </w:r>
       <w:r>
@@ -4548,7 +4782,7 @@
         <w:t xml:space="preserve">; </w:t>
       </w:r>
       <w:r>
-        <w:t>Figure 6B). Seasonal variation in bass total length was weak and not statistically significant at α = 0.05 (</w:t>
+        <w:t>Figure 6B). Seasonal variation in bass total length was not statistically significant (</w:t>
       </w:r>
       <w:r>
         <w:t>Table S</w:t>
@@ -4576,7 +4810,7 @@
         </w:rPr>
         <w:t>Discussion</w:t>
       </w:r>
-      <w:bookmarkEnd w:id="21"/>
+      <w:bookmarkEnd w:id="23"/>
     </w:p>
     <w:p>
       <w:pPr>
@@ -4590,7 +4824,11 @@
         <w:t>varies</w:t>
       </w:r>
       <w:r>
-        <w:t xml:space="preserve"> seasonally. Stable isotope analysis revealed that shiners relied more evenly on lake- and creek-derived resources in spring and fall, but more strongly on resources from the habitat in which they were captured during summer (Figure 3A). Acoustic telemetry showed a similar seasonal pattern in movement behaviour, as the probability of detecting a shiner in both habitats on the same day was highest in spring and fall (Figure 4), and movement between habitats was also greatest during these periods (Figure 3C). Netting surveys further supported this pattern, with</w:t>
+        <w:t xml:space="preserve"> seasonally. Stable isotope analysis revealed that shiners relied more evenly on lake- and creek-derived resources in spring and fall, but more strongly on resources from the habitat in which they were captured during summer (Figure 3A). Acoustic telemetry showed a similar seasonal pattern in movement behaviour, as the probability of detecting a shiner in both habitats on the same </w:t>
+      </w:r>
+      <w:r>
+        <w:lastRenderedPageBreak/>
+        <w:t>day was highest in spring and fall (Figure 4), and movement between habitats was also greatest during these periods (Figure 3C). Netting surveys further supported this pattern, with</w:t>
       </w:r>
       <w:r>
         <w:t xml:space="preserve"> shiner</w:t>
@@ -4785,7 +5023,6 @@
         <w:jc w:val="both"/>
       </w:pPr>
       <w:r>
-        <w:lastRenderedPageBreak/>
         <w:t xml:space="preserve">While spawning migrations likely explain part of </w:t>
       </w:r>
       <w:r>
@@ -4886,14 +5123,11 @@
       <w:r>
         <w:t xml:space="preserve"> </w:t>
       </w:r>
-    </w:p>
-    <w:p>
-      <w:pPr>
-        <w:spacing w:after="240"/>
-        <w:jc w:val="both"/>
-      </w:pPr>
-      <w:r>
-        <w:t>Smallmouth bass (</w:t>
+      <w:r>
+        <w:t>In our study system, s</w:t>
+      </w:r>
+      <w:r>
+        <w:t>mallmouth bass (</w:t>
       </w:r>
       <w:r>
         <w:rPr>
@@ -4999,15 +5233,6 @@
       <w:r>
         <w:t xml:space="preserve">. </w:t>
       </w:r>
-      <w:r>
-        <w:t xml:space="preserve">Smallmouth bass collected from both habitats also appeared to rely heavily on lake-derived resources (Figure S5), consistent with their primary role as predators within the lake, although it may also indicate that </w:t>
-      </w:r>
-      <w:r>
-        <w:t>creek-captured bass</w:t>
-      </w:r>
-      <w:r>
-        <w:t xml:space="preserve"> were feeding on lake-derived resources that had moved into the creek. Regardless, we did not observe large smallmouth bass in the creek, which suggests that predation pressure by smallmouth bass was spatially structured across the study system. </w:t>
-      </w:r>
     </w:p>
     <w:p>
       <w:pPr>
@@ -5015,7 +5240,7 @@
         <w:jc w:val="both"/>
       </w:pPr>
       <w:r>
-        <w:t xml:space="preserve">This context of predation risk may help explain the observed spatiotemporal differences in shiner body size and habitat-specific resource use. Shiners captured in the lake were largest in summer, whereas those captured in the creek tended to be smaller in summer and fall than in spring (Figure 6A). Standardized minnow trap surveys also failed to capture shiners in the lake during summer, when smallmouth bass activity is highest in this system </w:t>
+        <w:t xml:space="preserve">This context of predation risk may help explain the observed spatiotemporal differences in shiner body size. Shiners captured in the lake were largest in summer, whereas those captured in the creek tended to be smaller in summer and fall than in spring (Figure 6A). Standardized minnow trap surveys also failed to capture shiners in the lake during summer, when smallmouth bass activity is highest in this system </w:t>
       </w:r>
       <w:r>
         <w:fldChar w:fldCharType="begin"/>
@@ -5039,7 +5264,19 @@
         <w:t xml:space="preserve">. </w:t>
       </w:r>
       <w:r>
-        <w:t>However, three shiners from the largest size class observed (139, 143, and 172 mm total length, TL) were caught in the lake using alternative gear, and all exceeded the maximum prey size predicted for the largest bass captured in Sproule Bay during our study</w:t>
+        <w:t xml:space="preserve">However, </w:t>
+      </w:r>
+      <w:r>
+        <w:t>four</w:t>
+      </w:r>
+      <w:r>
+        <w:t xml:space="preserve"> shiners from the largest size class observed (139, 143,</w:t>
+      </w:r>
+      <w:r>
+        <w:t xml:space="preserve"> 150</w:t>
+      </w:r>
+      <w:r>
+        <w:t xml:space="preserve"> and 172 mm total length, TL) were caught in the lake using alternative gear, and all exceeded the maximum prey size predicted for the largest bass captured in Sproule Bay during our study</w:t>
       </w:r>
       <w:r>
         <w:t xml:space="preserve"> </w:t>
@@ -5072,7 +5309,17 @@
         <w:t xml:space="preserve">. </w:t>
       </w:r>
       <w:r>
-        <w:t xml:space="preserve">Together, these results suggest that smaller shiners may be more restricted to creek habitats during summer to reduce predation risk, whereas larger individuals that exceed predator gape limitations may be better able to persist and exploit resource in the lake. </w:t>
+        <w:t xml:space="preserve">Together, these results suggest that smaller shiners may be more restricted to creek habitats during summer to reduce predation risk, whereas </w:t>
+      </w:r>
+      <w:r>
+        <w:lastRenderedPageBreak/>
+        <w:t>larger individuals that exceed predator gape limitations may be better able to persist and exploit resource</w:t>
+      </w:r>
+      <w:r>
+        <w:t>s</w:t>
+      </w:r>
+      <w:r>
+        <w:t xml:space="preserve"> in the lake. </w:t>
       </w:r>
     </w:p>
     <w:p>
@@ -5134,11 +5381,7 @@
         <w:t xml:space="preserve"> owing to degradation of labile prey items in stomach contents</w:t>
       </w:r>
       <w:r>
-        <w:t xml:space="preserve">, it is consistent with theory </w:t>
-      </w:r>
-      <w:r>
-        <w:lastRenderedPageBreak/>
-        <w:t>predicting that consumers in spatially structured food webs adjust both habitat use and diet to balance foraging opportunities against predation risk</w:t>
+        <w:t>, it is consistent with theory predicting that consumers in spatially structured food webs adjust both habitat use and diet to balance foraging opportunities against predation risk</w:t>
       </w:r>
       <w:r>
         <w:t xml:space="preserve"> </w:t>
@@ -5182,10 +5425,10 @@
         <w:t xml:space="preserve">ovements between lakes and </w:t>
       </w:r>
       <w:r>
-        <w:t xml:space="preserve">their </w:t>
-      </w:r>
-      <w:r>
-        <w:t>tributaries have often been considered primarily in the context of annual or seasonal migrations</w:t>
+        <w:t>adjacent creeks and streams</w:t>
+      </w:r>
+      <w:r>
+        <w:t xml:space="preserve"> have often been considered primarily in the context of annual or seasonal migrations</w:t>
       </w:r>
       <w:r>
         <w:t xml:space="preserve"> </w:t>
@@ -5308,18 +5551,6 @@
       </w:r>
       <w:r>
         <w:t>.</w:t>
-      </w:r>
-      <w:r>
-        <w:t xml:space="preserve"> </w:t>
-      </w:r>
-      <w:r>
-        <w:t xml:space="preserve">Looking forward, understanding how prey-mediated coupling shapes broader ecosystem functioning and resilience will require integrating movement, foraging behaviour, and predation risk among </w:t>
-      </w:r>
-      <w:r>
-        <w:t>small-bodied fish</w:t>
-      </w:r>
-      <w:r>
-        <w:t xml:space="preserve"> populations.</w:t>
       </w:r>
     </w:p>
     <w:p>
@@ -5400,7 +5631,11 @@
         <w:t xml:space="preserve"> enhancing</w:t>
       </w:r>
       <w:r>
-        <w:t xml:space="preserve"> riparian cover could sustain linkages among spatially distinct energy pathways and promote the resilience of freshwater ecosystems. The convergent evidence from stable isotopes, telemetry data, and seasonal netting surveys we present here shows that prey-mediated coupling is an important feature of this system. Although larger predators are often emphasized as primary habitat couplers within aquatic food webs </w:t>
+        <w:t xml:space="preserve"> riparian cover could sustain linkages among spatially distinct energy pathways and promote the resilience of freshwater ecosystems. The convergent evidence from stable isotopes, telemetry data, and seasonal netting surveys we present here shows that prey-mediated coupling is an important </w:t>
+      </w:r>
+      <w:r>
+        <w:lastRenderedPageBreak/>
+        <w:t xml:space="preserve">feature of this system. Although larger predators are often emphasized as primary habitat couplers within aquatic food webs </w:t>
       </w:r>
       <w:r>
         <w:fldChar w:fldCharType="begin"/>
@@ -5442,7 +5677,13 @@
         <w:t xml:space="preserve"> </w:t>
       </w:r>
       <w:r>
-        <w:t xml:space="preserve">is a therefore critical task for future research. </w:t>
+        <w:t>is therefore</w:t>
+      </w:r>
+      <w:r>
+        <w:t xml:space="preserve"> a</w:t>
+      </w:r>
+      <w:r>
+        <w:t xml:space="preserve"> critical task for future research. </w:t>
       </w:r>
     </w:p>
     <w:p>
@@ -5505,9 +5746,9 @@
           <w14:ligatures w14:val="standardContextual"/>
         </w:rPr>
         <w:drawing>
-          <wp:inline distT="0" distB="0" distL="0" distR="0" wp14:anchorId="53531C6E" wp14:editId="1B783F48">
-            <wp:extent cx="6277118" cy="3980873"/>
-            <wp:effectExtent l="0" t="0" r="0" b="0"/>
+          <wp:inline distT="0" distB="0" distL="0" distR="0" wp14:anchorId="53531C6E" wp14:editId="54F32954">
+            <wp:extent cx="6203896" cy="3934437"/>
+            <wp:effectExtent l="0" t="0" r="0" b="3175"/>
             <wp:docPr id="651641959" name="Picture 48"/>
             <wp:cNvGraphicFramePr>
               <a:graphicFrameLocks xmlns:a="http://schemas.openxmlformats.org/drawingml/2006/main" noChangeAspect="1"/>
@@ -5534,7 +5775,7 @@
                   <pic:spPr>
                     <a:xfrm>
                       <a:off x="0" y="0"/>
-                      <a:ext cx="6291728" cy="3990139"/>
+                      <a:ext cx="6219692" cy="3944455"/>
                     </a:xfrm>
                     <a:prstGeom prst="rect">
                       <a:avLst/>
@@ -5746,7 +5987,7 @@
         <w:spacing w:after="240"/>
         <w:jc w:val="both"/>
       </w:pPr>
-      <w:bookmarkStart w:id="22" w:name="_Toc215069663"/>
+      <w:bookmarkStart w:id="24" w:name="_Toc215069663"/>
     </w:p>
     <w:p>
       <w:pPr>
@@ -5759,10 +6000,10 @@
         </w:rPr>
         <w:lastRenderedPageBreak/>
         <w:drawing>
-          <wp:inline distT="0" distB="0" distL="0" distR="0" wp14:anchorId="54B41DDD" wp14:editId="0FEEBC32">
-            <wp:extent cx="5469622" cy="3676216"/>
-            <wp:effectExtent l="0" t="0" r="4445" b="0"/>
-            <wp:docPr id="1800559479" name="Picture 25"/>
+          <wp:inline distT="0" distB="0" distL="0" distR="0" wp14:anchorId="596C14F8" wp14:editId="59CFE078">
+            <wp:extent cx="5531005" cy="4028212"/>
+            <wp:effectExtent l="0" t="0" r="0" b="0"/>
+            <wp:docPr id="286459327" name="Picture 3" descr="A map of the united states&#10;&#10;Description automatically generated"/>
             <wp:cNvGraphicFramePr>
               <a:graphicFrameLocks xmlns:a="http://schemas.openxmlformats.org/drawingml/2006/main" noChangeAspect="1"/>
             </wp:cNvGraphicFramePr>
@@ -5770,10 +6011,10 @@
               <a:graphicData uri="http://schemas.openxmlformats.org/drawingml/2006/picture">
                 <pic:pic xmlns:pic="http://schemas.openxmlformats.org/drawingml/2006/picture">
                   <pic:nvPicPr>
-                    <pic:cNvPr id="1800559479" name="Picture 1800559479"/>
+                    <pic:cNvPr id="286459327" name="Picture 3" descr="A map of the united states&#10;&#10;Description automatically generated"/>
                     <pic:cNvPicPr/>
                   </pic:nvPicPr>
-                  <pic:blipFill>
+                  <pic:blipFill rotWithShape="1">
                     <a:blip r:embed="rId14" cstate="print">
                       <a:extLst>
                         <a:ext uri="{28A0092B-C50C-407E-A947-70E740481C1C}">
@@ -5781,259 +6022,13 @@
                         </a:ext>
                       </a:extLst>
                     </a:blip>
-                    <a:stretch>
-                      <a:fillRect/>
-                    </a:stretch>
-                  </pic:blipFill>
-                  <pic:spPr>
-                    <a:xfrm>
-                      <a:off x="0" y="0"/>
-                      <a:ext cx="5501185" cy="3697430"/>
-                    </a:xfrm>
-                    <a:prstGeom prst="rect">
-                      <a:avLst/>
-                    </a:prstGeom>
-                  </pic:spPr>
-                </pic:pic>
-              </a:graphicData>
-            </a:graphic>
-          </wp:inline>
-        </w:drawing>
-      </w:r>
-    </w:p>
-    <w:p>
-      <w:pPr>
-        <w:spacing w:after="240"/>
-        <w:jc w:val="both"/>
-        <w:rPr>
-          <w:b/>
-          <w:bCs/>
-        </w:rPr>
-      </w:pPr>
-      <w:bookmarkStart w:id="23" w:name="OLE_LINK1"/>
-      <w:bookmarkStart w:id="24" w:name="OLE_LINK2"/>
-      <w:r>
-        <w:rPr>
-          <w:b/>
-          <w:bCs/>
-        </w:rPr>
-        <w:t>Figure 2.</w:t>
-      </w:r>
-      <w:r>
-        <w:t xml:space="preserve"> </w:t>
-      </w:r>
-      <w:r>
-        <w:rPr>
-          <w:bCs/>
-        </w:rPr>
-        <w:t xml:space="preserve">Site map and </w:t>
-      </w:r>
-      <w:proofErr w:type="spellStart"/>
-      <w:r>
-        <w:rPr>
-          <w:bCs/>
-        </w:rPr>
-        <w:t>IsoScape</w:t>
-      </w:r>
-      <w:proofErr w:type="spellEnd"/>
-      <w:r>
-        <w:rPr>
-          <w:bCs/>
-        </w:rPr>
-        <w:t xml:space="preserve"> of </w:t>
-      </w:r>
-      <w:r>
-        <w:rPr>
-          <w:bCs/>
-        </w:rPr>
-        <w:t>Sproule Bay (Lake Opeongo)</w:t>
-      </w:r>
-      <w:r>
-        <w:rPr>
-          <w:bCs/>
-        </w:rPr>
-        <w:t xml:space="preserve"> and the adjacent Costello Creek. Baseline organism (</w:t>
-      </w:r>
-      <w:r>
-        <w:rPr>
-          <w:bCs/>
-          <w:i/>
-        </w:rPr>
-        <w:t xml:space="preserve">Ephemeroptera sp. </w:t>
-      </w:r>
-      <w:r>
-        <w:rPr>
-          <w:bCs/>
-        </w:rPr>
-        <w:t xml:space="preserve">and </w:t>
-      </w:r>
-      <w:proofErr w:type="spellStart"/>
-      <w:r>
-        <w:rPr>
-          <w:bCs/>
-          <w:i/>
-        </w:rPr>
-        <w:t>Eliptio</w:t>
-      </w:r>
-      <w:proofErr w:type="spellEnd"/>
-      <w:r>
-        <w:rPr>
-          <w:bCs/>
-          <w:i/>
-        </w:rPr>
-        <w:t xml:space="preserve"> sp.)</w:t>
-      </w:r>
-      <w:r>
-        <w:rPr>
-          <w:bCs/>
-        </w:rPr>
-        <w:t xml:space="preserve"> average carbon signatures </w:t>
-      </w:r>
-      <w:r>
-        <w:rPr>
-          <w:bCs/>
-        </w:rPr>
-        <w:t>(δ</w:t>
-      </w:r>
-      <w:r>
-        <w:rPr>
-          <w:bCs/>
-          <w:vertAlign w:val="superscript"/>
-        </w:rPr>
-        <w:t>13</w:t>
-      </w:r>
-      <w:r>
-        <w:rPr>
-          <w:bCs/>
-        </w:rPr>
-        <w:t xml:space="preserve">C) </w:t>
-      </w:r>
-      <w:r>
-        <w:rPr>
-          <w:bCs/>
-        </w:rPr>
-        <w:t xml:space="preserve">across the study system are represented by the coloured gradient, while receiver locations and total detections at each receiver are shown as circles and their relative sizes, respectively. Areas shaded in </w:t>
-      </w:r>
-      <w:r>
-        <w:rPr>
-          <w:bCs/>
-        </w:rPr>
-        <w:t>blue</w:t>
-      </w:r>
-      <w:r>
-        <w:rPr>
-          <w:bCs/>
-        </w:rPr>
-        <w:t xml:space="preserve"> indicate </w:t>
-      </w:r>
-      <w:r>
-        <w:t>δ</w:t>
-      </w:r>
-      <w:r>
-        <w:rPr>
-          <w:vertAlign w:val="superscript"/>
-        </w:rPr>
-        <w:t>13</w:t>
-      </w:r>
-      <w:r>
-        <w:t>C</w:t>
-      </w:r>
-      <w:r>
-        <w:rPr>
-          <w:bCs/>
-        </w:rPr>
-        <w:t xml:space="preserve"> </w:t>
-      </w:r>
-      <w:r>
-        <w:rPr>
-          <w:bCs/>
-        </w:rPr>
-        <w:t xml:space="preserve">-enriched regions in the lake, while </w:t>
-      </w:r>
-      <w:r>
-        <w:rPr>
-          <w:bCs/>
-        </w:rPr>
-        <w:t>pink</w:t>
-      </w:r>
-      <w:r>
-        <w:rPr>
-          <w:bCs/>
-        </w:rPr>
-        <w:t xml:space="preserve">-shaded areas represent </w:t>
-      </w:r>
-      <w:r>
-        <w:t>δ</w:t>
-      </w:r>
-      <w:r>
-        <w:rPr>
-          <w:vertAlign w:val="superscript"/>
-        </w:rPr>
-        <w:t>13</w:t>
-      </w:r>
-      <w:r>
-        <w:t>C</w:t>
-      </w:r>
-      <w:r>
-        <w:rPr>
-          <w:bCs/>
-        </w:rPr>
-        <w:t>-depleted regions in the creek.</w:t>
-      </w:r>
-      <w:bookmarkEnd w:id="22"/>
-    </w:p>
-    <w:bookmarkEnd w:id="23"/>
-    <w:bookmarkEnd w:id="24"/>
-    <w:p>
-      <w:pPr>
-        <w:spacing w:after="240"/>
-        <w:jc w:val="both"/>
-        <w:rPr>
-          <w:lang w:val="en-US" w:eastAsia="en-CA"/>
-        </w:rPr>
-      </w:pPr>
-    </w:p>
-    <w:p>
-      <w:pPr>
-        <w:spacing w:after="240"/>
-        <w:jc w:val="both"/>
-      </w:pPr>
-      <w:r>
-        <w:rPr>
-          <w:noProof/>
-          <w14:ligatures w14:val="standardContextual"/>
-        </w:rPr>
-        <w:lastRenderedPageBreak/>
-        <w:drawing>
-          <wp:inline distT="0" distB="0" distL="0" distR="0" wp14:anchorId="6638EEF9" wp14:editId="25CEF737">
-            <wp:extent cx="5623485" cy="3892492"/>
-            <wp:effectExtent l="0" t="0" r="3175" b="0"/>
-            <wp:docPr id="1488354452" name="Picture 28"/>
-            <wp:cNvGraphicFramePr>
-              <a:graphicFrameLocks xmlns:a="http://schemas.openxmlformats.org/drawingml/2006/main" noChangeAspect="1"/>
-            </wp:cNvGraphicFramePr>
-            <a:graphic xmlns:a="http://schemas.openxmlformats.org/drawingml/2006/main">
-              <a:graphicData uri="http://schemas.openxmlformats.org/drawingml/2006/picture">
-                <pic:pic xmlns:pic="http://schemas.openxmlformats.org/drawingml/2006/picture">
-                  <pic:nvPicPr>
-                    <pic:cNvPr id="1488354452" name="Picture 1488354452"/>
-                    <pic:cNvPicPr/>
-                  </pic:nvPicPr>
-                  <pic:blipFill rotWithShape="1">
-                    <a:blip r:embed="rId15" cstate="print">
-                      <a:extLst>
-                        <a:ext uri="{28A0092B-C50C-407E-A947-70E740481C1C}">
-                          <a14:useLocalDpi xmlns:a14="http://schemas.microsoft.com/office/drawing/2010/main" val="0"/>
-                        </a:ext>
-                      </a:extLst>
-                    </a:blip>
-                    <a:srcRect r="11590" b="9195"/>
+                    <a:srcRect b="7905"/>
                     <a:stretch/>
                   </pic:blipFill>
                   <pic:spPr bwMode="auto">
                     <a:xfrm>
                       <a:off x="0" y="0"/>
-                      <a:ext cx="5668634" cy="3923744"/>
+                      <a:ext cx="5541657" cy="4035970"/>
                     </a:xfrm>
                     <a:prstGeom prst="rect">
                       <a:avLst/>
@@ -6059,125 +6054,190 @@
         <w:spacing w:after="240"/>
         <w:jc w:val="both"/>
         <w:rPr>
-          <w:bCs/>
-        </w:rPr>
-      </w:pPr>
-      <w:r>
-        <w:rPr>
           <w:b/>
           <w:bCs/>
         </w:rPr>
-        <w:t xml:space="preserve">Figure </w:t>
-      </w:r>
+      </w:pPr>
+      <w:bookmarkStart w:id="25" w:name="OLE_LINK1"/>
+      <w:bookmarkStart w:id="26" w:name="OLE_LINK2"/>
       <w:r>
         <w:rPr>
           <w:b/>
           <w:bCs/>
         </w:rPr>
-        <w:t>3</w:t>
-      </w:r>
-      <w:r>
-        <w:rPr>
-          <w:b/>
+        <w:t>Figure 2.</w:t>
+      </w:r>
+      <w:r>
+        <w:t xml:space="preserve"> </w:t>
+      </w:r>
+      <w:r>
+        <w:rPr>
           <w:bCs/>
         </w:rPr>
-        <w:t>.</w:t>
-      </w:r>
-      <w:r>
-        <w:t xml:space="preserve"> </w:t>
-      </w:r>
-      <w:r>
-        <w:t>Seasonal patterns in lake</w:t>
-      </w:r>
-      <w:r>
-        <w:t>-</w:t>
-      </w:r>
-      <w:r>
-        <w:t>creek</w:t>
-      </w:r>
-      <w:r>
-        <w:t xml:space="preserve"> </w:t>
-      </w:r>
-      <w:r>
-        <w:t xml:space="preserve">coupling observed through the foraging (left panels) and habitat use (right panels) </w:t>
-      </w:r>
-      <w:r>
-        <w:t xml:space="preserve">behaviour </w:t>
-      </w:r>
-      <w:r>
-        <w:t xml:space="preserve">of shiners captured in Costello Creek and Lake Opeongo (Sproule Bay). </w:t>
-      </w:r>
-      <w:r>
-        <w:rPr>
-          <w:rStyle w:val="Strong"/>
-          <w:rFonts w:eastAsiaTheme="majorEastAsia"/>
-        </w:rPr>
-        <w:t>(A)</w:t>
-      </w:r>
-      <w:r>
-        <w:t xml:space="preserve"> Estimated marginal mean (± 95% CI) proportion of lake-derived carbon and </w:t>
-      </w:r>
-      <w:r>
-        <w:rPr>
-          <w:rStyle w:val="Strong"/>
-          <w:rFonts w:eastAsiaTheme="majorEastAsia"/>
-        </w:rPr>
-        <w:t>(B)</w:t>
-      </w:r>
-      <w:r>
-        <w:t xml:space="preserve"> estimated marginal mean (± 95% CI) trophic position of shiners captured in creek (pink) and lake (blue) habitats across spring, summer, and fall. </w:t>
-      </w:r>
-      <w:r>
-        <w:rPr>
-          <w:rStyle w:val="Strong"/>
-          <w:rFonts w:eastAsiaTheme="majorEastAsia"/>
-        </w:rPr>
-        <w:t>(C)</w:t>
-      </w:r>
-      <w:r>
-        <w:t xml:space="preserve"> Estimated marginal mean (± 95% CI) number of habitat recurrence events per fish per season and </w:t>
-      </w:r>
-      <w:r>
-        <w:rPr>
-          <w:rStyle w:val="Strong"/>
-          <w:rFonts w:eastAsiaTheme="majorEastAsia"/>
-        </w:rPr>
-        <w:t>(D)</w:t>
-      </w:r>
-      <w:r>
-        <w:t xml:space="preserve"> estimated marginal mean (± 95% CI) habitat residency of tagged golden shiners released in creek (pink) or lake (blue) habitats. </w:t>
-      </w:r>
-      <w:r>
-        <w:t>H</w:t>
-      </w:r>
-      <w:r>
-        <w:t xml:space="preserve">abitat recurrence was calculated as the number of times an individual exited and later re-entered </w:t>
-      </w:r>
-      <w:r>
-        <w:t>the</w:t>
-      </w:r>
-      <w:r>
-        <w:t xml:space="preserve"> habitat</w:t>
-      </w:r>
-      <w:r>
-        <w:t xml:space="preserve"> in which it was released</w:t>
-      </w:r>
-      <w:r>
-        <w:t xml:space="preserve"> within that season</w:t>
-      </w:r>
-      <w:r>
-        <w:t>,</w:t>
-      </w:r>
-      <w:r>
-        <w:t xml:space="preserve"> and habitat residency was calculated as the proportion of time an individual spent in its release habitat within a season (unitless proportion).</w:t>
-      </w:r>
-    </w:p>
+        <w:t xml:space="preserve">Site map and </w:t>
+      </w:r>
+      <w:proofErr w:type="spellStart"/>
+      <w:r>
+        <w:rPr>
+          <w:bCs/>
+        </w:rPr>
+        <w:t>IsoScape</w:t>
+      </w:r>
+      <w:proofErr w:type="spellEnd"/>
+      <w:r>
+        <w:rPr>
+          <w:bCs/>
+        </w:rPr>
+        <w:t xml:space="preserve"> of </w:t>
+      </w:r>
+      <w:r>
+        <w:rPr>
+          <w:bCs/>
+        </w:rPr>
+        <w:t>Sproule Bay (Lake Opeongo)</w:t>
+      </w:r>
+      <w:r>
+        <w:rPr>
+          <w:bCs/>
+        </w:rPr>
+        <w:t xml:space="preserve"> and the adjacent Costello Creek. Baseline organism (</w:t>
+      </w:r>
+      <w:r>
+        <w:rPr>
+          <w:bCs/>
+          <w:i/>
+        </w:rPr>
+        <w:t xml:space="preserve">Ephemeroptera sp. </w:t>
+      </w:r>
+      <w:r>
+        <w:rPr>
+          <w:bCs/>
+        </w:rPr>
+        <w:t xml:space="preserve">and </w:t>
+      </w:r>
+      <w:proofErr w:type="spellStart"/>
+      <w:r>
+        <w:rPr>
+          <w:bCs/>
+          <w:i/>
+        </w:rPr>
+        <w:t>Eliptio</w:t>
+      </w:r>
+      <w:proofErr w:type="spellEnd"/>
+      <w:r>
+        <w:rPr>
+          <w:bCs/>
+          <w:i/>
+        </w:rPr>
+        <w:t xml:space="preserve"> sp.)</w:t>
+      </w:r>
+      <w:r>
+        <w:rPr>
+          <w:bCs/>
+        </w:rPr>
+        <w:t xml:space="preserve"> average carbon signatures </w:t>
+      </w:r>
+      <w:r>
+        <w:rPr>
+          <w:bCs/>
+        </w:rPr>
+        <w:t>(δ</w:t>
+      </w:r>
+      <w:r>
+        <w:rPr>
+          <w:bCs/>
+          <w:vertAlign w:val="superscript"/>
+        </w:rPr>
+        <w:t>13</w:t>
+      </w:r>
+      <w:r>
+        <w:rPr>
+          <w:bCs/>
+        </w:rPr>
+        <w:t xml:space="preserve">C) </w:t>
+      </w:r>
+      <w:r>
+        <w:rPr>
+          <w:bCs/>
+        </w:rPr>
+        <w:t xml:space="preserve">across the study system are represented by the coloured gradient, while receiver locations and total detections at each receiver are shown as circles and their relative sizes, respectively. Areas shaded in </w:t>
+      </w:r>
+      <w:r>
+        <w:rPr>
+          <w:bCs/>
+        </w:rPr>
+        <w:t>blue</w:t>
+      </w:r>
+      <w:r>
+        <w:rPr>
+          <w:bCs/>
+        </w:rPr>
+        <w:t xml:space="preserve"> indicate </w:t>
+      </w:r>
+      <w:r>
+        <w:t>δ</w:t>
+      </w:r>
+      <w:r>
+        <w:rPr>
+          <w:vertAlign w:val="superscript"/>
+        </w:rPr>
+        <w:t>13</w:t>
+      </w:r>
+      <w:r>
+        <w:t>C</w:t>
+      </w:r>
+      <w:r>
+        <w:rPr>
+          <w:bCs/>
+        </w:rPr>
+        <w:t xml:space="preserve"> </w:t>
+      </w:r>
+      <w:r>
+        <w:rPr>
+          <w:bCs/>
+        </w:rPr>
+        <w:t xml:space="preserve">-enriched regions in the lake, while </w:t>
+      </w:r>
+      <w:r>
+        <w:rPr>
+          <w:bCs/>
+        </w:rPr>
+        <w:t>pink</w:t>
+      </w:r>
+      <w:r>
+        <w:rPr>
+          <w:bCs/>
+        </w:rPr>
+        <w:t xml:space="preserve">-shaded areas represent </w:t>
+      </w:r>
+      <w:r>
+        <w:t>δ</w:t>
+      </w:r>
+      <w:r>
+        <w:rPr>
+          <w:vertAlign w:val="superscript"/>
+        </w:rPr>
+        <w:t>13</w:t>
+      </w:r>
+      <w:r>
+        <w:t>C</w:t>
+      </w:r>
+      <w:r>
+        <w:rPr>
+          <w:bCs/>
+        </w:rPr>
+        <w:t>-depleted regions in the creek.</w:t>
+      </w:r>
+      <w:bookmarkEnd w:id="24"/>
+    </w:p>
+    <w:bookmarkEnd w:id="25"/>
+    <w:bookmarkEnd w:id="26"/>
     <w:p>
       <w:pPr>
         <w:spacing w:after="240"/>
         <w:jc w:val="both"/>
         <w:rPr>
-          <w:bCs/>
+          <w:lang w:val="en-US" w:eastAsia="en-CA"/>
         </w:rPr>
       </w:pPr>
     </w:p>
@@ -6192,10 +6252,10 @@
         </w:rPr>
         <w:lastRenderedPageBreak/>
         <w:drawing>
-          <wp:inline distT="0" distB="0" distL="0" distR="0" wp14:anchorId="76FDEE3F" wp14:editId="4DE358B5">
-            <wp:extent cx="5028123" cy="2667699"/>
-            <wp:effectExtent l="0" t="0" r="1270" b="0"/>
-            <wp:docPr id="743990277" name="Picture 27" descr="A graph showing the different seasons&#10;&#10;Description automatically generated"/>
+          <wp:inline distT="0" distB="0" distL="0" distR="0" wp14:anchorId="21533390" wp14:editId="0CE21745">
+            <wp:extent cx="5943600" cy="3710940"/>
+            <wp:effectExtent l="0" t="0" r="0" b="0"/>
+            <wp:docPr id="459654941" name="Picture 4" descr="A graph of different seasons&#10;&#10;Description automatically generated with medium confidence"/>
             <wp:cNvGraphicFramePr>
               <a:graphicFrameLocks xmlns:a="http://schemas.openxmlformats.org/drawingml/2006/main" noChangeAspect="1"/>
             </wp:cNvGraphicFramePr>
@@ -6203,11 +6263,11 @@
               <a:graphicData uri="http://schemas.openxmlformats.org/drawingml/2006/picture">
                 <pic:pic xmlns:pic="http://schemas.openxmlformats.org/drawingml/2006/picture">
                   <pic:nvPicPr>
-                    <pic:cNvPr id="743990277" name="Picture 27" descr="A graph showing the different seasons&#10;&#10;Description automatically generated"/>
+                    <pic:cNvPr id="459654941" name="Picture 4" descr="A graph of different seasons&#10;&#10;Description automatically generated with medium confidence"/>
                     <pic:cNvPicPr/>
                   </pic:nvPicPr>
                   <pic:blipFill>
-                    <a:blip r:embed="rId16" cstate="print">
+                    <a:blip r:embed="rId15" cstate="print">
                       <a:extLst>
                         <a:ext uri="{28A0092B-C50C-407E-A947-70E740481C1C}">
                           <a14:useLocalDpi xmlns:a14="http://schemas.microsoft.com/office/drawing/2010/main" val="0"/>
@@ -6221,7 +6281,7 @@
                   <pic:spPr>
                     <a:xfrm>
                       <a:off x="0" y="0"/>
-                      <a:ext cx="5057796" cy="2683442"/>
+                      <a:ext cx="5943600" cy="3710940"/>
                     </a:xfrm>
                     <a:prstGeom prst="rect">
                       <a:avLst/>
@@ -6254,7 +6314,7 @@
           <w:b/>
           <w:bCs/>
         </w:rPr>
-        <w:t>4</w:t>
+        <w:t>3</w:t>
       </w:r>
       <w:r>
         <w:rPr>
@@ -6267,46 +6327,239 @@
         <w:t xml:space="preserve"> </w:t>
       </w:r>
       <w:r>
+        <w:t>Seasonal patterns in lake</w:t>
+      </w:r>
+      <w:r>
+        <w:t>-</w:t>
+      </w:r>
+      <w:r>
+        <w:t>creek</w:t>
+      </w:r>
+      <w:r>
+        <w:t xml:space="preserve"> </w:t>
+      </w:r>
+      <w:r>
+        <w:t xml:space="preserve">coupling observed through the foraging (left panels) and habitat use (right panels) </w:t>
+      </w:r>
+      <w:r>
+        <w:t xml:space="preserve">behaviour </w:t>
+      </w:r>
+      <w:r>
+        <w:t xml:space="preserve">of shiners captured in Costello Creek and Lake Opeongo (Sproule Bay). </w:t>
+      </w:r>
+      <w:r>
+        <w:rPr>
+          <w:rStyle w:val="Strong"/>
+          <w:rFonts w:eastAsiaTheme="majorEastAsia"/>
+        </w:rPr>
+        <w:t>(A)</w:t>
+      </w:r>
+      <w:r>
+        <w:t xml:space="preserve"> Estimated marginal mean (± 95% CI) proportion of lake-derived carbon and </w:t>
+      </w:r>
+      <w:r>
+        <w:rPr>
+          <w:rStyle w:val="Strong"/>
+          <w:rFonts w:eastAsiaTheme="majorEastAsia"/>
+        </w:rPr>
+        <w:t>(B)</w:t>
+      </w:r>
+      <w:r>
+        <w:t xml:space="preserve"> estimated marginal mean (± 95% CI) trophic position of shiners captured in creek (pink) and lake (blue) habitats across spring, summer, and fall. </w:t>
+      </w:r>
+      <w:r>
+        <w:rPr>
+          <w:rStyle w:val="Strong"/>
+          <w:rFonts w:eastAsiaTheme="majorEastAsia"/>
+        </w:rPr>
+        <w:t>(C)</w:t>
+      </w:r>
+      <w:r>
+        <w:t xml:space="preserve"> Estimated marginal mean (± 95% CI) number of habitat recurrence events per fish per season and </w:t>
+      </w:r>
+      <w:r>
+        <w:rPr>
+          <w:rStyle w:val="Strong"/>
+          <w:rFonts w:eastAsiaTheme="majorEastAsia"/>
+        </w:rPr>
+        <w:t>(D)</w:t>
+      </w:r>
+      <w:r>
+        <w:t xml:space="preserve"> estimated marginal mean (± 95% CI) habitat residency of tagged golden shiners </w:t>
+      </w:r>
+      <w:r>
+        <w:t xml:space="preserve">captured and </w:t>
+      </w:r>
+      <w:r>
+        <w:t xml:space="preserve">released in creek (pink) or lake (blue) habitats. </w:t>
+      </w:r>
+      <w:r>
+        <w:t>H</w:t>
+      </w:r>
+      <w:r>
+        <w:t xml:space="preserve">abitat recurrence was calculated as the number of times an individual exited and later re-entered </w:t>
+      </w:r>
+      <w:r>
+        <w:t>the</w:t>
+      </w:r>
+      <w:r>
+        <w:t xml:space="preserve"> habitat</w:t>
+      </w:r>
+      <w:r>
+        <w:t xml:space="preserve"> in which it was released</w:t>
+      </w:r>
+      <w:r>
+        <w:t xml:space="preserve"> within that season</w:t>
+      </w:r>
+      <w:r>
+        <w:t>,</w:t>
+      </w:r>
+      <w:r>
+        <w:t xml:space="preserve"> and habitat residency was calculated as the proportion of time an individual spent in its release habitat within a season (unitless proportion).</w:t>
+      </w:r>
+    </w:p>
+    <w:p>
+      <w:pPr>
+        <w:spacing w:after="240"/>
+        <w:jc w:val="both"/>
         <w:rPr>
           <w:bCs/>
         </w:rPr>
-        <w:t xml:space="preserve">Predicted probability of detecting </w:t>
-      </w:r>
-      <w:r>
+      </w:pPr>
+    </w:p>
+    <w:p>
+      <w:pPr>
+        <w:jc w:val="both"/>
+      </w:pPr>
+      <w:r>
+        <w:rPr>
+          <w:noProof/>
+          <w14:ligatures w14:val="standardContextual"/>
+        </w:rPr>
+        <w:lastRenderedPageBreak/>
+        <w:drawing>
+          <wp:inline distT="0" distB="0" distL="0" distR="0" wp14:anchorId="2BF0C9A3" wp14:editId="17FE3880">
+            <wp:extent cx="4497009" cy="2216257"/>
+            <wp:effectExtent l="0" t="0" r="0" b="0"/>
+            <wp:docPr id="1502993491" name="Picture 6" descr="A graph showing different seasons&#10;&#10;Description automatically generated"/>
+            <wp:cNvGraphicFramePr>
+              <a:graphicFrameLocks xmlns:a="http://schemas.openxmlformats.org/drawingml/2006/main" noChangeAspect="1"/>
+            </wp:cNvGraphicFramePr>
+            <a:graphic xmlns:a="http://schemas.openxmlformats.org/drawingml/2006/main">
+              <a:graphicData uri="http://schemas.openxmlformats.org/drawingml/2006/picture">
+                <pic:pic xmlns:pic="http://schemas.openxmlformats.org/drawingml/2006/picture">
+                  <pic:nvPicPr>
+                    <pic:cNvPr id="1502993491" name="Picture 6" descr="A graph showing different seasons&#10;&#10;Description automatically generated"/>
+                    <pic:cNvPicPr/>
+                  </pic:nvPicPr>
+                  <pic:blipFill rotWithShape="1">
+                    <a:blip r:embed="rId16" cstate="print">
+                      <a:extLst>
+                        <a:ext uri="{28A0092B-C50C-407E-A947-70E740481C1C}">
+                          <a14:useLocalDpi xmlns:a14="http://schemas.microsoft.com/office/drawing/2010/main" val="0"/>
+                        </a:ext>
+                      </a:extLst>
+                    </a:blip>
+                    <a:srcRect b="6910"/>
+                    <a:stretch/>
+                  </pic:blipFill>
+                  <pic:spPr bwMode="auto">
+                    <a:xfrm>
+                      <a:off x="0" y="0"/>
+                      <a:ext cx="4529037" cy="2232041"/>
+                    </a:xfrm>
+                    <a:prstGeom prst="rect">
+                      <a:avLst/>
+                    </a:prstGeom>
+                    <a:ln>
+                      <a:noFill/>
+                    </a:ln>
+                    <a:extLst>
+                      <a:ext uri="{53640926-AAD7-44D8-BBD7-CCE9431645EC}">
+                        <a14:shadowObscured xmlns:a14="http://schemas.microsoft.com/office/drawing/2010/main"/>
+                      </a:ext>
+                    </a:extLst>
+                  </pic:spPr>
+                </pic:pic>
+              </a:graphicData>
+            </a:graphic>
+          </wp:inline>
+        </w:drawing>
+      </w:r>
+    </w:p>
+    <w:p>
+      <w:pPr>
+        <w:spacing w:after="240"/>
+        <w:jc w:val="both"/>
         <w:rPr>
           <w:bCs/>
         </w:rPr>
-        <w:t>a tagged</w:t>
-      </w:r>
-      <w:r>
-        <w:rPr>
-          <w:bCs/>
-        </w:rPr>
-        <w:t xml:space="preserve"> </w:t>
-      </w:r>
-      <w:r>
-        <w:rPr>
-          <w:bCs/>
-        </w:rPr>
-        <w:t>shiner</w:t>
-      </w:r>
-      <w:r>
-        <w:rPr>
-          <w:bCs/>
-        </w:rPr>
-        <w:t xml:space="preserve"> in both the lake and the creek on the same day throughout the year (black line)</w:t>
-      </w:r>
+      </w:pPr>
       <w:r>
         <w:rPr>
           <w:b/>
           <w:bCs/>
         </w:rPr>
-        <w:t xml:space="preserve"> </w:t>
-      </w:r>
-      <w:r>
-        <w:rPr>
+        <w:t xml:space="preserve">Figure </w:t>
+      </w:r>
+      <w:r>
+        <w:rPr>
+          <w:b/>
           <w:bCs/>
         </w:rPr>
+        <w:t>4</w:t>
+      </w:r>
+      <w:r>
+        <w:rPr>
+          <w:b/>
+          <w:bCs/>
+        </w:rPr>
+        <w:t>.</w:t>
+      </w:r>
+      <w:r>
+        <w:t xml:space="preserve"> </w:t>
+      </w:r>
+      <w:r>
+        <w:rPr>
+          <w:bCs/>
+        </w:rPr>
+        <w:t xml:space="preserve">Predicted probability of detecting </w:t>
+      </w:r>
+      <w:r>
+        <w:rPr>
+          <w:bCs/>
+        </w:rPr>
+        <w:t>a tagged</w:t>
+      </w:r>
+      <w:r>
+        <w:rPr>
+          <w:bCs/>
+        </w:rPr>
+        <w:t xml:space="preserve"> </w:t>
+      </w:r>
+      <w:r>
+        <w:rPr>
+          <w:bCs/>
+        </w:rPr>
+        <w:t>shiner</w:t>
+      </w:r>
+      <w:r>
+        <w:rPr>
+          <w:bCs/>
+        </w:rPr>
+        <w:t xml:space="preserve"> in both the lake and the creek on the same day throughout the year (black line)</w:t>
+      </w:r>
+      <w:r>
+        <w:rPr>
+          <w:b/>
+          <w:bCs/>
+        </w:rPr>
+        <w:t xml:space="preserve"> </w:t>
+      </w:r>
+      <w:r>
+        <w:rPr>
+          <w:bCs/>
+        </w:rPr>
         <w:t>with 95% confidence intervals (shaded area), estimated using a generalized additive mixed model (GAMM) with a logit link function</w:t>
       </w:r>
       <w:r>
@@ -6347,10 +6600,10 @@
         </w:rPr>
         <w:br w:type="column"/>
       </w:r>
-      <w:bookmarkStart w:id="25" w:name="OLE_LINK5"/>
-      <w:bookmarkStart w:id="26" w:name="OLE_LINK6"/>
-      <w:bookmarkStart w:id="27" w:name="OLE_LINK7"/>
-      <w:bookmarkStart w:id="28" w:name="OLE_LINK8"/>
+      <w:bookmarkStart w:id="27" w:name="OLE_LINK5"/>
+      <w:bookmarkStart w:id="28" w:name="OLE_LINK6"/>
+      <w:bookmarkStart w:id="29" w:name="OLE_LINK7"/>
+      <w:bookmarkStart w:id="30" w:name="OLE_LINK8"/>
       <w:r>
         <w:rPr>
           <w:bCs/>
@@ -6405,8 +6658,11 @@
       <w:pPr>
         <w:spacing w:after="240"/>
         <w:jc w:val="both"/>
-      </w:pPr>
-      <w:bookmarkStart w:id="29" w:name="_Toc215069666"/>
+        <w:rPr>
+          <w:bCs/>
+        </w:rPr>
+      </w:pPr>
+      <w:bookmarkStart w:id="31" w:name="_Toc215069666"/>
       <w:r>
         <w:rPr>
           <w:b/>
@@ -6428,11 +6684,11 @@
         </w:rPr>
         <w:t xml:space="preserve">. </w:t>
       </w:r>
-      <w:bookmarkEnd w:id="25"/>
-      <w:bookmarkEnd w:id="26"/>
       <w:bookmarkEnd w:id="27"/>
       <w:bookmarkEnd w:id="28"/>
       <w:bookmarkEnd w:id="29"/>
+      <w:bookmarkEnd w:id="30"/>
+      <w:bookmarkEnd w:id="31"/>
       <w:r>
         <w:t>Seasonal patterns in biomass</w:t>
       </w:r>
@@ -6476,7 +6732,13 @@
         <w:t xml:space="preserve"> </w:t>
       </w:r>
       <w:r>
-        <w:t>Estimated marginal mean (± 95% CI) log daily biomass of shiners moving upstream (light grey) and downstream (dark grey)</w:t>
+        <w:t>Estimated marginal mean (± 95% CI) log daily biomass</w:t>
+      </w:r>
+      <w:r>
+        <w:t xml:space="preserve"> flux</w:t>
+      </w:r>
+      <w:r>
+        <w:t xml:space="preserve"> of shiners moving upstream (light grey) and downstream (dark grey)</w:t>
       </w:r>
       <w:r>
         <w:t xml:space="preserve"> across each sampling season</w:t>
@@ -6530,6 +6792,12 @@
         </w:rPr>
         <w:t>seasonal boundaries (spring, summer, fall).</w:t>
       </w:r>
+      <w:r>
+        <w:rPr>
+          <w:bCs/>
+        </w:rPr>
+        <w:t xml:space="preserve"> </w:t>
+      </w:r>
     </w:p>
     <w:p>
       <w:pPr>
@@ -6561,7 +6829,7 @@
         </w:rPr>
         <w:lastRenderedPageBreak/>
         <w:drawing>
-          <wp:inline distT="0" distB="0" distL="0" distR="0" wp14:anchorId="703DA4F3" wp14:editId="1941CF75">
+          <wp:inline distT="0" distB="0" distL="0" distR="0" wp14:anchorId="703DA4F3" wp14:editId="5655E5A0">
             <wp:extent cx="5860423" cy="3389152"/>
             <wp:effectExtent l="0" t="0" r="0" b="1905"/>
             <wp:docPr id="1052419211" name="Picture 51" descr="A graph of different seasons&#10;&#10;Description automatically generated"/>
@@ -6842,6 +7110,38 @@
           <w:rFonts w:eastAsiaTheme="minorHAnsi"/>
           <w:lang w:val="en-US"/>
         </w:rPr>
+        <w:t>Carroll, G., Brodie, S., Whitlock, R., Ganong, J., Bograd, S. J., Hazen, E. and Block, B. A. 2021. Flexible use of a dynamic energy landscape buffers a marine predator against extreme climate variability. - Proc Biol Sci 288: 20210671.</w:t>
+      </w:r>
+    </w:p>
+    <w:p>
+      <w:pPr>
+        <w:pStyle w:val="Bibliography"/>
+        <w:rPr>
+          <w:rFonts w:eastAsiaTheme="minorHAnsi"/>
+          <w:lang w:val="en-US"/>
+        </w:rPr>
+      </w:pPr>
+      <w:r>
+        <w:rPr>
+          <w:rFonts w:eastAsiaTheme="minorHAnsi"/>
+          <w:lang w:val="en-US"/>
+        </w:rPr>
+        <w:t>Carroll, D., Zareer, I. H., Pérez, C. C. and Harvey-Carroll, J. 2026. Nutrient availability drives local seasonal movements of an endangered marine megafauna species. - Sci Rep 16: 4997.</w:t>
+      </w:r>
+    </w:p>
+    <w:p>
+      <w:pPr>
+        <w:pStyle w:val="Bibliography"/>
+        <w:rPr>
+          <w:rFonts w:eastAsiaTheme="minorHAnsi"/>
+          <w:lang w:val="en-US"/>
+        </w:rPr>
+      </w:pPr>
+      <w:r>
+        <w:rPr>
+          <w:rFonts w:eastAsiaTheme="minorHAnsi"/>
+          <w:lang w:val="en-US"/>
+        </w:rPr>
         <w:t>Challice, A. R., Milne, S. W. and Ridgway, M. S. 2019. Does habitat occupancy by lake trout and lake whitefish in large lakes match published thermal habitat envelopes? - Ecology of Freshwater Fish 28: 611–623.</w:t>
       </w:r>
     </w:p>
@@ -6874,6 +7174,7 @@
           <w:rFonts w:eastAsiaTheme="minorHAnsi"/>
           <w:lang w:val="en-US"/>
         </w:rPr>
+        <w:lastRenderedPageBreak/>
         <w:t>Consiglio, J., Knight, T. and McCrum, A. 2024. Recovery Strategy for the LakeWhitefish (Coregonus clupeaformis) – Opeongo Lake large- and small-bodiedpopulations in Ontario. - Ontario Recovery Strategy Series. in press.</w:t>
       </w:r>
     </w:p>
@@ -6906,8 +7207,168 @@
           <w:rFonts w:eastAsiaTheme="minorHAnsi"/>
           <w:lang w:val="en-US"/>
         </w:rPr>
+        <w:t>Dolson, R., McCann, K., Rooney, N. and Ridgway, M. 2009. Lake morphometry predicts the degree of habitat coupling by a mobile predator. - Oikos 118: 1230–1238.</w:t>
+      </w:r>
+    </w:p>
+    <w:p>
+      <w:pPr>
+        <w:pStyle w:val="Bibliography"/>
+        <w:rPr>
+          <w:rFonts w:eastAsiaTheme="minorHAnsi"/>
+          <w:lang w:val="en-US"/>
+        </w:rPr>
+      </w:pPr>
+      <w:r>
+        <w:rPr>
+          <w:rFonts w:eastAsiaTheme="minorHAnsi"/>
+          <w:lang w:val="en-US"/>
+        </w:rPr>
+        <w:t>Fry, B. G. 2008. Stable isotope ecology. - Springer.</w:t>
+      </w:r>
+    </w:p>
+    <w:p>
+      <w:pPr>
+        <w:pStyle w:val="Bibliography"/>
+        <w:rPr>
+          <w:rFonts w:eastAsiaTheme="minorHAnsi"/>
+          <w:lang w:val="en-US"/>
+        </w:rPr>
+      </w:pPr>
+      <w:r>
+        <w:rPr>
+          <w:rFonts w:eastAsiaTheme="minorHAnsi"/>
+          <w:lang w:val="en-US"/>
+        </w:rPr>
+        <w:t>Gaeta, J. W., Ahrenstorff, T. D., Diana, J. S., Fetzer, W. W., Jones, T. S., Lawson, Z. J., McInerny, M. C., Jr, V. J. S. and Zanden, M. J. V. 2018. Go big or … don’t? A field-based diet evaluation of freshwater piscivore and prey fish size relationships. - PLOS ONE 13: e0194092.</w:t>
+      </w:r>
+    </w:p>
+    <w:p>
+      <w:pPr>
+        <w:pStyle w:val="Bibliography"/>
+        <w:rPr>
+          <w:rFonts w:eastAsiaTheme="minorHAnsi"/>
+          <w:lang w:val="en-US"/>
+        </w:rPr>
+      </w:pPr>
+      <w:r>
+        <w:rPr>
+          <w:rFonts w:eastAsiaTheme="minorHAnsi"/>
+          <w:lang w:val="en-US"/>
+        </w:rPr>
+        <w:t>Gutgesell, M. K., McCann, K. S., Gellner, G., Cazelles, K., Greyson-Gaito, C. J., Bieg, C., Guzzo, M. M., Warne, C. P. K., Ward, C. A., O’Connor, R. F., Scott, A. M., Graham, B. C., Champagne, E. J. and McMeans, B. C. 2022. On the Dynamic Nature of Omnivory in a Changing World. - BioScience 72: 416–430.</w:t>
+      </w:r>
+    </w:p>
+    <w:p>
+      <w:pPr>
+        <w:pStyle w:val="Bibliography"/>
+        <w:rPr>
+          <w:rFonts w:eastAsiaTheme="minorHAnsi"/>
+          <w:lang w:val="en-US"/>
+        </w:rPr>
+      </w:pPr>
+      <w:r>
+        <w:rPr>
+          <w:rFonts w:eastAsiaTheme="minorHAnsi"/>
+          <w:lang w:val="en-US"/>
+        </w:rPr>
+        <w:t>Hahlbeck, N., Tinniswood, W. R., Sloat, M. R., Ortega, J. D., Wyatt, M. A., Hereford, M. E., Ramirez, B. S., Crook, D. A., Anlauf‐Dunn, K. J. and Armstrong, J. B. 2022. Contribution of warm habitat to cold‐water fisheries. - Conservation Biology 36: e13857.</w:t>
+      </w:r>
+    </w:p>
+    <w:p>
+      <w:pPr>
+        <w:pStyle w:val="Bibliography"/>
+        <w:rPr>
+          <w:rFonts w:eastAsiaTheme="minorHAnsi"/>
+          <w:lang w:val="en-US"/>
+        </w:rPr>
+      </w:pPr>
+      <w:r>
+        <w:rPr>
+          <w:rFonts w:eastAsiaTheme="minorHAnsi"/>
+          <w:lang w:val="en-US"/>
+        </w:rPr>
+        <w:t>Hale, K. R. S., Fernandes, T. J., O’Connor, R. F., Ward, C. A., Cazelles, K., Bernhardt, J., Chu, C., Giacomini, H., Koeberle, A., Koops, M., Ludsin, S. A., Muir, A., Stewart, T., Tucker, C., Tunney, T. and McCann, K. 2026. Managing for Resilience with Ecological Structure: Portfolio Effects in the Laurentian Great Lakes. in press.</w:t>
+      </w:r>
+    </w:p>
+    <w:p>
+      <w:pPr>
+        <w:pStyle w:val="Bibliography"/>
+        <w:rPr>
+          <w:rFonts w:eastAsiaTheme="minorHAnsi"/>
+          <w:lang w:val="en-US"/>
+        </w:rPr>
+      </w:pPr>
+      <w:r>
+        <w:rPr>
+          <w:rFonts w:eastAsiaTheme="minorHAnsi"/>
+          <w:lang w:val="en-US"/>
+        </w:rPr>
+        <w:t>He, X. and Kitchell, J. F. 1990. Direct and Indirect Effects of Predation on a Fish Community: A Whole-Lake Experiment. - Transactions of the American Fisheries Society 119: 825–835.</w:t>
+      </w:r>
+    </w:p>
+    <w:p>
+      <w:pPr>
+        <w:pStyle w:val="Bibliography"/>
+        <w:rPr>
+          <w:rFonts w:eastAsiaTheme="minorHAnsi"/>
+          <w:lang w:val="en-US"/>
+        </w:rPr>
+      </w:pPr>
+      <w:r>
+        <w:rPr>
+          <w:rFonts w:eastAsiaTheme="minorHAnsi"/>
+          <w:lang w:val="en-US"/>
+        </w:rPr>
+        <w:t>Keva, O., Cobain, M. R. D., Eloranta, A. P., Hämäläinen, H., Kiljunen, M., Schilder, J. and Jones, R. I. 2025. The role of land use in terrestrial support of boreal lake food webs. - Nat Commun 16: 3572.</w:t>
+      </w:r>
+    </w:p>
+    <w:p>
+      <w:pPr>
+        <w:pStyle w:val="Bibliography"/>
+        <w:rPr>
+          <w:rFonts w:eastAsiaTheme="minorHAnsi"/>
+          <w:lang w:val="en-US"/>
+        </w:rPr>
+      </w:pPr>
+      <w:r>
+        <w:rPr>
+          <w:rFonts w:eastAsiaTheme="minorHAnsi"/>
+          <w:lang w:val="en-US"/>
+        </w:rPr>
+        <w:t>Kiljunen, M., Grey, J., Sinisalo, T., Harrod, C., Immonen, H. and Jones, R. I. 2006. A revised model for lipid-normalizing δ13C values from aquatic organisms, with implications for isotope mixing models. - Journal of Applied Ecology 43: 1213–1222.</w:t>
+      </w:r>
+    </w:p>
+    <w:p>
+      <w:pPr>
+        <w:pStyle w:val="Bibliography"/>
+        <w:rPr>
+          <w:rFonts w:eastAsiaTheme="minorHAnsi"/>
+          <w:lang w:val="en-US"/>
+        </w:rPr>
+      </w:pPr>
+      <w:r>
+        <w:rPr>
+          <w:rFonts w:eastAsiaTheme="minorHAnsi"/>
+          <w:lang w:val="en-US"/>
+        </w:rPr>
+        <w:t>Klinard, N. V. and Matley, J. K. 2020. Living until proven dead: addressing mortality in acoustic telemetry research. - Rev Fish Biol Fisheries 30: 485–499.</w:t>
+      </w:r>
+    </w:p>
+    <w:p>
+      <w:pPr>
+        <w:pStyle w:val="Bibliography"/>
+        <w:rPr>
+          <w:rFonts w:eastAsiaTheme="minorHAnsi"/>
+          <w:lang w:val="en-US"/>
+        </w:rPr>
+      </w:pPr>
+      <w:r>
+        <w:rPr>
+          <w:rFonts w:eastAsiaTheme="minorHAnsi"/>
+          <w:lang w:val="en-US"/>
+        </w:rPr>
         <w:lastRenderedPageBreak/>
-        <w:t>Dolson, R., McCann, K., Rooney, N. and Ridgway, M. 2009. Lake morphometry predicts the degree of habitat coupling by a mobile predator. - Oikos 118: 1230–1238.</w:t>
+        <w:t>Lucas, M. C., Baras, E., Thom, T. J., Duncan, A. and Slavík, O. 2001. Migration of freshwater fishes. in press.</w:t>
       </w:r>
     </w:p>
     <w:p>
@@ -6923,7 +7384,7 @@
           <w:rFonts w:eastAsiaTheme="minorHAnsi"/>
           <w:lang w:val="en-US"/>
         </w:rPr>
-        <w:t>Fry, B. G. 2008. Stable isotope ecology. - Springer.</w:t>
+        <w:t>Magnuson, J. J., Beckel, A. L., Mills, K. and Brandt, S. B. 1985. Surviving winter hypoxia: behavioral adaptations of fishes in a northern Wisconsin winterkill lake. - Environ Biol Fish 14: 241–250.</w:t>
       </w:r>
     </w:p>
     <w:p>
@@ -6939,7 +7400,7 @@
           <w:rFonts w:eastAsiaTheme="minorHAnsi"/>
           <w:lang w:val="en-US"/>
         </w:rPr>
-        <w:t>Gaeta, J. W., Ahrenstorff, T. D., Diana, J. S., Fetzer, W. W., Jones, T. S., Lawson, Z. J., McInerny, M. C., Jr, V. J. S. and Zanden, M. J. V. 2018. Go big or … don’t? A field-based diet evaluation of freshwater piscivore and prey fish size relationships. - PLOS ONE 13: e0194092.</w:t>
+        <w:t>Maitland, B. M., Bootsma, H. A., Bronte, C. R., Bunnell, D. B., Feiner, Z. S., Fenske, K. H., Fetzer, W. W., Foley, C. J., Gerig, B. S., Happel, A., Höök, T. O., Keppeler, F. W., Kornis, M. S., Lepak, R. F., McNaught, A. S., Roth, B. M., Turschak, B. A., Hoffman, J. C. and Jensen, O. P. 2024. Testing food web theory in a large lake: The role of body size in habitat coupling in Lake Michigan. - Ecology 105: e4413.</w:t>
       </w:r>
     </w:p>
     <w:p>
@@ -6955,7 +7416,7 @@
           <w:rFonts w:eastAsiaTheme="minorHAnsi"/>
           <w:lang w:val="en-US"/>
         </w:rPr>
-        <w:t>Gutgesell, M. K., McCann, K. S., Gellner, G., Cazelles, K., Greyson-Gaito, C. J., Bieg, C., Guzzo, M. M., Warne, C. P. K., Ward, C. A., O’Connor, R. F., Scott, A. M., Graham, B. C., Champagne, E. J. and McMeans, B. C. 2022. On the Dynamic Nature of Omnivory in a Changing World. - BioScience 72: 416–430.</w:t>
+        <w:t>McCann, K. S. and Rooney, N. 2009. The more food webs change, the more they stay the same. - Phil. Trans. R. Soc. B 364: 1789–1801.</w:t>
       </w:r>
     </w:p>
     <w:p>
@@ -6971,7 +7432,7 @@
           <w:rFonts w:eastAsiaTheme="minorHAnsi"/>
           <w:lang w:val="en-US"/>
         </w:rPr>
-        <w:t>Hahlbeck, N., Tinniswood, W. R., Sloat, M. R., Ortega, J. D., Wyatt, M. A., Hereford, M. E., Ramirez, B. S., Crook, D. A., Anlauf‐Dunn, K. J. and Armstrong, J. B. 2022. Contribution of warm habitat to cold‐water fisheries. - Conservation Biology 36: e13857.</w:t>
+        <w:t>McCann, K. S., Rasmussen, J. B. and Umbanhowar, J. 2005. The dynamics of spatially coupled food webs. - Ecology Letters 8: 513–523.</w:t>
       </w:r>
     </w:p>
     <w:p>
@@ -6987,7 +7448,7 @@
           <w:rFonts w:eastAsiaTheme="minorHAnsi"/>
           <w:lang w:val="en-US"/>
         </w:rPr>
-        <w:t>Hale, K. R. S., Fernandes, T. J., O’Connor, R. F., Ward, C. A., Cazelles, K., Bernhardt, J., Chu, C., Giacomini, H., Koeberle, A., Koops, M., Ludsin, S. A., Muir, A., Stewart, T., Tucker, C., Tunney, T. and McCann, K. 2026. Managing for Resilience with Ecological Structure: Portfolio Effects in the Laurentian Great Lakes. in press.</w:t>
+        <w:t>McMeans, B. C., McCann, K. S., Tunney, T. D., Fisk, A. T., Muir, A. M., Lester, N., Shuter, B. and Rooney, N. 2016. The adaptive capacity of lake food webs: from individuals to ecosystems. - Ecological Monographs 86: 4–19.</w:t>
       </w:r>
     </w:p>
     <w:p>
@@ -7003,7 +7464,7 @@
           <w:rFonts w:eastAsiaTheme="minorHAnsi"/>
           <w:lang w:val="en-US"/>
         </w:rPr>
-        <w:t>He, X. and Kitchell, J. F. 1990. Direct and Indirect Effects of Predation on a Fish Community: A Whole-Lake Experiment. - Transactions of the American Fisheries Society 119: 825–835.</w:t>
+        <w:t>Minns, C. K. 1995. Allometry of home range size in lake and river fishes. - Can. J. Fish. Aquat. Sci. 52: 1499–1508.</w:t>
       </w:r>
     </w:p>
     <w:p>
@@ -7019,7 +7480,7 @@
           <w:rFonts w:eastAsiaTheme="minorHAnsi"/>
           <w:lang w:val="en-US"/>
         </w:rPr>
-        <w:t>Keva, O., Cobain, M. R. D., Eloranta, A. P., Hämäläinen, H., Kiljunen, M., Schilder, J. and Jones, R. I. 2025. The role of land use in terrestrial support of boreal lake food webs. - Nat Commun 16: 3572.</w:t>
+        <w:t>Mittelbach, G. G. and Persson, L. 1998. The ontogeny of piscivory and its ecological consequences. - Can. J. Fish. Aquat. Sci. 55: 1454–1465.</w:t>
       </w:r>
     </w:p>
     <w:p>
@@ -7035,7 +7496,7 @@
           <w:rFonts w:eastAsiaTheme="minorHAnsi"/>
           <w:lang w:val="en-US"/>
         </w:rPr>
-        <w:t>Kiljunen, M., Grey, J., Sinisalo, T., Harrod, C., Immonen, H. and Jones, R. I. 2006. A revised model for lipid-normalizing δ13C values from aquatic organisms, with implications for isotope mixing models. - Journal of Applied Ecology 43: 1213–1222.</w:t>
+        <w:t>Portt, C. B., Coker, G. A., Ming, D. L. and Randall, R. G. 2006. A review of fish sampling methods commonly used in Canadian freshwater habitats. in press.</w:t>
       </w:r>
     </w:p>
     <w:p>
@@ -7051,7 +7512,7 @@
           <w:rFonts w:eastAsiaTheme="minorHAnsi"/>
           <w:lang w:val="en-US"/>
         </w:rPr>
-        <w:t>Klinard, N. V. and Matley, J. K. 2020. Living until proven dead: addressing mortality in acoustic telemetry research. - Rev Fish Biol Fisheries 30: 485–499.</w:t>
+        <w:t>Post, D. M. 2002. Using Stable Isotopes to Estimate Trophic Position: Models, Methods, and Assumptions. - Ecology 83: 703–718.</w:t>
       </w:r>
     </w:p>
     <w:p>
@@ -7067,7 +7528,7 @@
           <w:rFonts w:eastAsiaTheme="minorHAnsi"/>
           <w:lang w:val="en-US"/>
         </w:rPr>
-        <w:t>Lucas, M. C., Baras, E., Thom, T. J., Duncan, A. and Slavík, O. 2001. Migration of freshwater fishes. in press.</w:t>
+        <w:t>Post, D. M., Layman, C. A., Arrington, D. A., Takimoto, G., Quattrochi, J. and Montaña, C. G. 2007. Getting to the fat of the matter: models, methods and assumptions for dealing with lipids in stable isotope analyses. - Oecologia 152: 179–189.</w:t>
       </w:r>
     </w:p>
     <w:p>
@@ -7083,7 +7544,7 @@
           <w:rFonts w:eastAsiaTheme="minorHAnsi"/>
           <w:lang w:val="en-US"/>
         </w:rPr>
-        <w:t>Magnuson, J. J., Beckel, A. L., Mills, K. and Brandt, S. B. 1985. Surviving winter hypoxia: behavioral adaptations of fishes in a northern Wisconsin winterkill lake. - Environ Biol Fish 14: 241–250.</w:t>
+        <w:t>Raikow, D. F. and Hamilton, S. K. 2001. Bivalve diets in a midwestern U.S. stream: A stable isotope enrichment study. - Limnology and Oceanography 46: 514–522.</w:t>
       </w:r>
     </w:p>
     <w:p>
@@ -7099,8 +7560,24 @@
           <w:rFonts w:eastAsiaTheme="minorHAnsi"/>
           <w:lang w:val="en-US"/>
         </w:rPr>
+        <w:t>Ridgway, M., Middel, T. and Bell, A. 2017. Aquatic ecology, history, and diversity of Algonquin Provincial Park. - Information Report IR–10. 203 p. in press.</w:t>
+      </w:r>
+    </w:p>
+    <w:p>
+      <w:pPr>
+        <w:pStyle w:val="Bibliography"/>
+        <w:rPr>
+          <w:rFonts w:eastAsiaTheme="minorHAnsi"/>
+          <w:lang w:val="en-US"/>
+        </w:rPr>
+      </w:pPr>
+      <w:r>
+        <w:rPr>
+          <w:rFonts w:eastAsiaTheme="minorHAnsi"/>
+          <w:lang w:val="en-US"/>
+        </w:rPr>
         <w:lastRenderedPageBreak/>
-        <w:t>Maitland, B. M., Bootsma, H. A., Bronte, C. R., Bunnell, D. B., Feiner, Z. S., Fenske, K. H., Fetzer, W. W., Foley, C. J., Gerig, B. S., Happel, A., Höök, T. O., Keppeler, F. W., Kornis, M. S., Lepak, R. F., McNaught, A. S., Roth, B. M., Turschak, B. A., Hoffman, J. C. and Jensen, O. P. 2024. Testing food web theory in a large lake: The role of body size in habitat coupling in Lake Michigan. - Ecology 105: e4413.</w:t>
+        <w:t>Rodrigues, T. H., Hrenchuk, L. E. and Blanchfield, P. J. 2025. Spatially-explicit foraging by an apex predator linked to nearshore prey and their accessibility in lakes. - Oikos 2025: e11066.</w:t>
       </w:r>
     </w:p>
     <w:p>
@@ -7116,7 +7593,7 @@
           <w:rFonts w:eastAsiaTheme="minorHAnsi"/>
           <w:lang w:val="en-US"/>
         </w:rPr>
-        <w:t>McCann, K. S. and Rooney, N. 2009. The more food webs change, the more they stay the same. - Phil. Trans. R. Soc. B 364: 1789–1801.</w:t>
+        <w:t>Roman, J., Abraham, A. J., Kiszka, J. J., Costa, D. P., Doughty, C. E., Friedlaender, A., Hückstädt, L. A., Marcondes, M., Wetsel, E. and Pershing, A. J. 2025. Migrating baleen whales transport high-latitude nutrients to tropical and subtropical ecosystems. - Nat Commun 16: 2125.</w:t>
       </w:r>
     </w:p>
     <w:p>
@@ -7132,7 +7609,7 @@
           <w:rFonts w:eastAsiaTheme="minorHAnsi"/>
           <w:lang w:val="en-US"/>
         </w:rPr>
-        <w:t>McCann, K. S., Rasmussen, J. B. and Umbanhowar, J. 2005. The dynamics of spatially coupled food webs. - Ecology Letters 8: 513–523.</w:t>
+        <w:t>Rooney, N., McCann, K. S. and Moore, J. C. 2008. A landscape theory for food web architecture. - Ecology Letters 11: 867–881.</w:t>
       </w:r>
     </w:p>
     <w:p>
@@ -7148,7 +7625,7 @@
           <w:rFonts w:eastAsiaTheme="minorHAnsi"/>
           <w:lang w:val="en-US"/>
         </w:rPr>
-        <w:t>McMeans, B. C., McCann, K. S., Tunney, T. D., Fisk, A. T., Muir, A. M., Lester, N., Shuter, B. and Rooney, N. 2016. The adaptive capacity of lake food webs: from individuals to ecosystems. - Ecological Monographs 86: 4–19.</w:t>
+        <w:t>Schindler, D. E. and Scheuerell, M. D. 2002. Habitat coupling in lake ecosystems. - Oikos 98: 177–189.</w:t>
       </w:r>
     </w:p>
     <w:p>
@@ -7164,7 +7641,7 @@
           <w:rFonts w:eastAsiaTheme="minorHAnsi"/>
           <w:lang w:val="en-US"/>
         </w:rPr>
-        <w:t>Minns, C. K. 1995. Allometry of home range size in lake and river fishes. - Can. J. Fish. Aquat. Sci. 52: 1499–1508.</w:t>
+        <w:t>Scott, W. B. and Crossman, E. J. 1973. Freshwater fishes of Canada. - Fisheries Research Board of Canada.</w:t>
       </w:r>
     </w:p>
     <w:p>
@@ -7180,7 +7657,7 @@
           <w:rFonts w:eastAsiaTheme="minorHAnsi"/>
           <w:lang w:val="en-US"/>
         </w:rPr>
-        <w:t>Mittelbach, G. G. and Persson, L. 1998. The ontogeny of piscivory and its ecological consequences. - Can. J. Fish. Aquat. Sci. 55: 1454–1465.</w:t>
+        <w:t>Stiling, R. R., Olden, J. D., Boulêtreau, S., Cucherousset, J. and Holtgrieve, G. W. 2023. Global investigation of lake habitat coupling by fishes. - Oecologia 202: 617–628.</w:t>
       </w:r>
     </w:p>
     <w:p>
@@ -7196,7 +7673,7 @@
           <w:rFonts w:eastAsiaTheme="minorHAnsi"/>
           <w:lang w:val="en-US"/>
         </w:rPr>
-        <w:t>Portt, C. B., Coker, G. A., Ming, D. L. and Randall, R. G. 2006. A review of fish sampling methods commonly used in Canadian freshwater habitats. in press.</w:t>
+        <w:t>Stone, N. M., Kelly, A. M. and Roy, L. A. 2016. A Fish of Weedy Waters: Golden Shiner Biology and Culture. - Journal of the World Aquaculture Society 47: 152–200.</w:t>
       </w:r>
     </w:p>
     <w:p>
@@ -7212,7 +7689,7 @@
           <w:rFonts w:eastAsiaTheme="minorHAnsi"/>
           <w:lang w:val="en-US"/>
         </w:rPr>
-        <w:t>Post, D. M. 2002. Using Stable Isotopes to Estimate Trophic Position: Models, Methods, and Assumptions. - Ecology 83: 703–718.</w:t>
+        <w:t>Szekeres, P., Agberien, A. V., Dick, M., Danylchuk, A. J. and Cooke, S. J. 2023. Short-term space use of small-bodied fish in coastal flats ecosystems in The Bahamas: an acoustic telemetry study using the smallest commercially available transmitters. - Environ Biol Fish 106: 321–336.</w:t>
       </w:r>
     </w:p>
     <w:p>
@@ -7228,7 +7705,7 @@
           <w:rFonts w:eastAsiaTheme="minorHAnsi"/>
           <w:lang w:val="en-US"/>
         </w:rPr>
-        <w:t>Post, D. M., Layman, C. A., Arrington, D. A., Takimoto, G., Quattrochi, J. and Montaña, C. G. 2007. Getting to the fat of the matter: models, methods and assumptions for dealing with lipids in stable isotope analyses. - Oecologia 152: 179–189.</w:t>
+        <w:t>Toscano, B. J., Gownaris, N. J., Heerhartz, S. M. and Monaco, C. J. 2016. Personality, foraging behavior and specialization: integrating behavioral and food web ecology at the individual level. - Oecologia 182: 55–69.</w:t>
       </w:r>
     </w:p>
     <w:p>
@@ -7244,7 +7721,7 @@
           <w:rFonts w:eastAsiaTheme="minorHAnsi"/>
           <w:lang w:val="en-US"/>
         </w:rPr>
-        <w:t>Ridgway, M., Middel, T. and Bell, A. 2017. Aquatic ecology, history, and diversity of Algonquin Provincial Park. - Information Report IR–10. 203 p. in press.</w:t>
+        <w:t>Tunney, T. D., McCann, K. S., Lester, N. P. and Shuter, B. J. 2014. Effects of differential habitat warming on complex communities. - Proceedings of the National Academy of Sciences 111: 8077–8082.</w:t>
       </w:r>
     </w:p>
     <w:p>
@@ -7260,7 +7737,7 @@
           <w:rFonts w:eastAsiaTheme="minorHAnsi"/>
           <w:lang w:val="en-US"/>
         </w:rPr>
-        <w:t>Rodrigues, T. H., Hrenchuk, L. E. and Blanchfield, P. J. 2025. Spatially-explicit foraging by an apex predator linked to nearshore prey and their accessibility in lakes. - Oikos 2025: e11066.</w:t>
+        <w:t>Tunney, T. D., McCann, K. S., Jarvis, L., Lester, N. P. and Shuter, B. J. 2018. Blinded by the light? Nearshore energy pathway coupling and relative predator biomass increase with reduced water transparency across lakes. - Oecologia 186: 1031–1041.</w:t>
       </w:r>
     </w:p>
     <w:p>
@@ -7276,7 +7753,7 @@
           <w:rFonts w:eastAsiaTheme="minorHAnsi"/>
           <w:lang w:val="en-US"/>
         </w:rPr>
-        <w:t>Roman, J., Abraham, A. J., Kiszka, J. J., Costa, D. P., Doughty, C. E., Friedlaender, A., Hückstädt, L. A., Marcondes, M., Wetsel, E. and Pershing, A. J. 2025. Migrating baleen whales transport high-latitude nutrients to tropical and subtropical ecosystems. - Nat Commun 16: 2125.</w:t>
+        <w:t>Valdovinos, F. S., Ramos-Jiliberto, R., Garay-Narváez, L., Urbani, P. and Dunne, J. A. 2010. Consequences of adaptive behaviour for the structure and dynamics of food webs. - Ecology Letters 13: 1546–1559.</w:t>
       </w:r>
     </w:p>
     <w:p>
@@ -7292,7 +7769,8 @@
           <w:rFonts w:eastAsiaTheme="minorHAnsi"/>
           <w:lang w:val="en-US"/>
         </w:rPr>
-        <w:t>Rooney, N., McCann, K. S. and Moore, J. C. 2008. A landscape theory for food web architecture. - Ecology Letters 11: 867–881.</w:t>
+        <w:lastRenderedPageBreak/>
+        <w:t>Vander Zanden, M. J., Casselman, J. M. and Rasmussen, J. B. 1999. Stable isotope evidence for the food web consequences of species invasions in lakes. - Nature 401: 464–467.</w:t>
       </w:r>
     </w:p>
     <w:p>
@@ -7308,8 +7786,7 @@
           <w:rFonts w:eastAsiaTheme="minorHAnsi"/>
           <w:lang w:val="en-US"/>
         </w:rPr>
-        <w:lastRenderedPageBreak/>
-        <w:t>Schindler, D. E. and Scheuerell, M. D. 2002. Habitat coupling in lake ecosystems. - Oikos 98: 177–189.</w:t>
+        <w:t>Ward, C. A., Tunney, T. D. and McCann, K. S. 2023. Managing aquatic habitat structure for resilient trophic interactions. - Ecological Applications 33: e2814.</w:t>
       </w:r>
     </w:p>
     <w:p>
@@ -7325,7 +7802,7 @@
           <w:rFonts w:eastAsiaTheme="minorHAnsi"/>
           <w:lang w:val="en-US"/>
         </w:rPr>
-        <w:t>Scott, W. B. and Crossman, E. J. 1973. Freshwater fishes of Canada. - Fisheries Research Board of Canada.</w:t>
+        <w:t>Ward, C. A., Tunney, T. D., Donohue, I., Bieg, C., Hale, K. R. S., McMeans, B. C., Moore, J. C. and McCann, K. S. 2025. Global Change Asymmetrically Rewires Ecosystems. - Ecology Letters 28: e70174.</w:t>
       </w:r>
     </w:p>
     <w:p>
@@ -7341,7 +7818,7 @@
           <w:rFonts w:eastAsiaTheme="minorHAnsi"/>
           <w:lang w:val="en-US"/>
         </w:rPr>
-        <w:t>Stiling, R. R., Olden, J. D., Boulêtreau, S., Cucherousset, J. and Holtgrieve, G. W. 2023. Global investigation of lake habitat coupling by fishes. - Oecologia 202: 617–628.</w:t>
+        <w:t>Wegher, M. E., Fisk, A. T., Johnson, T. B. and Rennie, M. D. 2025. Regional variability of resource use, trophic position and habitat coupling within Lake Superior. - Journal of Great Lakes Research 51: 102457.</w:t>
       </w:r>
     </w:p>
     <w:p>
@@ -7357,167 +7834,6 @@
           <w:rFonts w:eastAsiaTheme="minorHAnsi"/>
           <w:lang w:val="en-US"/>
         </w:rPr>
-        <w:t>Stone, N. M., Kelly, A. M. and Roy, L. A. 2016. A Fish of Weedy Waters: Golden Shiner Biology and Culture. - Journal of the World Aquaculture Society 47: 152–200.</w:t>
-      </w:r>
-    </w:p>
-    <w:p>
-      <w:pPr>
-        <w:pStyle w:val="Bibliography"/>
-        <w:rPr>
-          <w:rFonts w:eastAsiaTheme="minorHAnsi"/>
-          <w:lang w:val="en-US"/>
-        </w:rPr>
-      </w:pPr>
-      <w:r>
-        <w:rPr>
-          <w:rFonts w:eastAsiaTheme="minorHAnsi"/>
-          <w:lang w:val="en-US"/>
-        </w:rPr>
-        <w:t>Szekeres, P., Agberien, A. V., Dick, M., Danylchuk, A. J. and Cooke, S. J. 2023. Short-term space use of small-bodied fish in coastal flats ecosystems in The Bahamas: an acoustic telemetry study using the smallest commercially available transmitters. - Environ Biol Fish 106: 321–336.</w:t>
-      </w:r>
-    </w:p>
-    <w:p>
-      <w:pPr>
-        <w:pStyle w:val="Bibliography"/>
-        <w:rPr>
-          <w:rFonts w:eastAsiaTheme="minorHAnsi"/>
-          <w:lang w:val="en-US"/>
-        </w:rPr>
-      </w:pPr>
-      <w:r>
-        <w:rPr>
-          <w:rFonts w:eastAsiaTheme="minorHAnsi"/>
-          <w:lang w:val="en-US"/>
-        </w:rPr>
-        <w:t>Toscano, B. J., Gownaris, N. J., Heerhartz, S. M. and Monaco, C. J. 2016. Personality, foraging behavior and specialization: integrating behavioral and food web ecology at the individual level. - Oecologia 182: 55–69.</w:t>
-      </w:r>
-    </w:p>
-    <w:p>
-      <w:pPr>
-        <w:pStyle w:val="Bibliography"/>
-        <w:rPr>
-          <w:rFonts w:eastAsiaTheme="minorHAnsi"/>
-          <w:lang w:val="en-US"/>
-        </w:rPr>
-      </w:pPr>
-      <w:r>
-        <w:rPr>
-          <w:rFonts w:eastAsiaTheme="minorHAnsi"/>
-          <w:lang w:val="en-US"/>
-        </w:rPr>
-        <w:t>Tunney, T. D., McCann, K. S., Lester, N. P. and Shuter, B. J. 2014. Effects of differential habitat warming on complex communities. - Proceedings of the National Academy of Sciences 111: 8077–8082.</w:t>
-      </w:r>
-    </w:p>
-    <w:p>
-      <w:pPr>
-        <w:pStyle w:val="Bibliography"/>
-        <w:rPr>
-          <w:rFonts w:eastAsiaTheme="minorHAnsi"/>
-          <w:lang w:val="en-US"/>
-        </w:rPr>
-      </w:pPr>
-      <w:r>
-        <w:rPr>
-          <w:rFonts w:eastAsiaTheme="minorHAnsi"/>
-          <w:lang w:val="en-US"/>
-        </w:rPr>
-        <w:t>Tunney, T. D., McCann, K. S., Jarvis, L., Lester, N. P. and Shuter, B. J. 2018. Blinded by the light? Nearshore energy pathway coupling and relative predator biomass increase with reduced water transparency across lakes. - Oecologia 186: 1031–1041.</w:t>
-      </w:r>
-    </w:p>
-    <w:p>
-      <w:pPr>
-        <w:pStyle w:val="Bibliography"/>
-        <w:rPr>
-          <w:rFonts w:eastAsiaTheme="minorHAnsi"/>
-          <w:lang w:val="en-US"/>
-        </w:rPr>
-      </w:pPr>
-      <w:r>
-        <w:rPr>
-          <w:rFonts w:eastAsiaTheme="minorHAnsi"/>
-          <w:lang w:val="en-US"/>
-        </w:rPr>
-        <w:t>Valdovinos, F. S., Ramos-Jiliberto, R., Garay-Narváez, L., Urbani, P. and Dunne, J. A. 2010. Consequences of adaptive behaviour for the structure and dynamics of food webs. - Ecology Letters 13: 1546–1559.</w:t>
-      </w:r>
-    </w:p>
-    <w:p>
-      <w:pPr>
-        <w:pStyle w:val="Bibliography"/>
-        <w:rPr>
-          <w:rFonts w:eastAsiaTheme="minorHAnsi"/>
-          <w:lang w:val="en-US"/>
-        </w:rPr>
-      </w:pPr>
-      <w:r>
-        <w:rPr>
-          <w:rFonts w:eastAsiaTheme="minorHAnsi"/>
-          <w:lang w:val="en-US"/>
-        </w:rPr>
-        <w:t>Vander Zanden, M. J., Casselman, J. M. and Rasmussen, J. B. 1999. Stable isotope evidence for the food web consequences of species invasions in lakes. - Nature 401: 464–467.</w:t>
-      </w:r>
-    </w:p>
-    <w:p>
-      <w:pPr>
-        <w:pStyle w:val="Bibliography"/>
-        <w:rPr>
-          <w:rFonts w:eastAsiaTheme="minorHAnsi"/>
-          <w:lang w:val="en-US"/>
-        </w:rPr>
-      </w:pPr>
-      <w:r>
-        <w:rPr>
-          <w:rFonts w:eastAsiaTheme="minorHAnsi"/>
-          <w:lang w:val="en-US"/>
-        </w:rPr>
-        <w:t>Ward, C. A., Tunney, T. D. and McCann, K. S. 2023. Managing aquatic habitat structure for resilient trophic interactions. - Ecological Applications 33: e2814.</w:t>
-      </w:r>
-    </w:p>
-    <w:p>
-      <w:pPr>
-        <w:pStyle w:val="Bibliography"/>
-        <w:rPr>
-          <w:rFonts w:eastAsiaTheme="minorHAnsi"/>
-          <w:lang w:val="en-US"/>
-        </w:rPr>
-      </w:pPr>
-      <w:r>
-        <w:rPr>
-          <w:rFonts w:eastAsiaTheme="minorHAnsi"/>
-          <w:lang w:val="en-US"/>
-        </w:rPr>
-        <w:t>Ward, C. A., Tunney, T. D., Donohue, I., Bieg, C., Hale, K. R. S., McMeans, B. C., Moore, J. C. and McCann, K. S. 2025. Global Change Asymmetrically Rewires Ecosystems. - Ecology Letters 28: e70174.</w:t>
-      </w:r>
-    </w:p>
-    <w:p>
-      <w:pPr>
-        <w:pStyle w:val="Bibliography"/>
-        <w:rPr>
-          <w:rFonts w:eastAsiaTheme="minorHAnsi"/>
-          <w:lang w:val="en-US"/>
-        </w:rPr>
-      </w:pPr>
-      <w:r>
-        <w:rPr>
-          <w:rFonts w:eastAsiaTheme="minorHAnsi"/>
-          <w:lang w:val="en-US"/>
-        </w:rPr>
-        <w:t>Wegher, M. E., Fisk, A. T., Johnson, T. B. and Rennie, M. D. 2025. Regional variability of resource use, trophic position and habitat coupling within Lake Superior. - Journal of Great Lakes Research 51: 102457.</w:t>
-      </w:r>
-    </w:p>
-    <w:p>
-      <w:pPr>
-        <w:pStyle w:val="Bibliography"/>
-        <w:rPr>
-          <w:rFonts w:eastAsiaTheme="minorHAnsi"/>
-          <w:lang w:val="en-US"/>
-        </w:rPr>
-      </w:pPr>
-      <w:r>
-        <w:rPr>
-          <w:rFonts w:eastAsiaTheme="minorHAnsi"/>
-          <w:lang w:val="en-US"/>
-        </w:rPr>
-        <w:lastRenderedPageBreak/>
         <w:t>White, M., Wheeler, K., Hudson, R. R. and Murdock, J. N. 2023. Salmon of the Southeastern U.S.: Sucker migrations deliver resource subsidies to oligotrophic stream. - Ecology of Freshwater Fish 32: 181–194.</w:t>
       </w:r>
     </w:p>
@@ -8504,7 +8820,7 @@
   <w:style w:type="paragraph" w:default="1" w:styleId="Normal">
     <w:name w:val="Normal"/>
     <w:qFormat/>
-    <w:rsid w:val="00B02E66"/>
+    <w:rsid w:val="00780E86"/>
     <w:rPr>
       <w:rFonts w:ascii="Times New Roman" w:eastAsia="Times New Roman" w:hAnsi="Times New Roman" w:cs="Times New Roman"/>
       <w:kern w:val="0"/>
@@ -9347,6 +9663,18 @@
       <w14:ligatures w14:val="none"/>
     </w:rPr>
   </w:style>
+  <w:style w:type="character" w:styleId="FollowedHyperlink">
+    <w:name w:val="FollowedHyperlink"/>
+    <w:basedOn w:val="DefaultParagraphFont"/>
+    <w:uiPriority w:val="99"/>
+    <w:semiHidden/>
+    <w:unhideWhenUsed/>
+    <w:rsid w:val="00B925B4"/>
+    <w:rPr>
+      <w:color w:val="96607D" w:themeColor="followedHyperlink"/>
+      <w:u w:val="single"/>
+    </w:rPr>
+  </w:style>
 </w:styles>
 </file>
 
